--- a/docs/week-15/cen429-week-15-ders-notu.en.docx
+++ b/docs/week-15/cen429-week-15-ders-notu.en.docx
@@ -2,7 +2,7 @@
 <file path=word/document.xml><?xml version="1.0" encoding="utf-8"?>
 <w:document xmlns:w="http://schemas.openxmlformats.org/wordprocessingml/2006/main" xmlns:m="http://schemas.openxmlformats.org/officeDocument/2006/math" xmlns:r="http://schemas.openxmlformats.org/officeDocument/2006/relationships" xmlns:o="urn:schemas-microsoft-com:office:office" xmlns:v="urn:schemas-microsoft-com:vml" xmlns:w10="urn:schemas-microsoft-com:office:word" xmlns:a="http://schemas.openxmlformats.org/drawingml/2006/main" xmlns:pic="http://schemas.openxmlformats.org/drawingml/2006/picture" xmlns:wp="http://schemas.openxmlformats.org/drawingml/2006/wordprocessingDrawing">
   <w:body>
-    <w:bookmarkStart w:id="28" w:name="hafta-15-final-proje-gösterimleri"/>
+    <w:bookmarkStart w:id="40" w:name="hafta-15-final-proje-gösterimleri"/>
     <w:p>
       <w:pPr>
         <w:pStyle w:val="Heading1"/>
@@ -230,7 +230,7 @@
         </w:pict>
       </w:r>
     </w:p>
-    <w:bookmarkStart w:id="21" w:name="final-kontrolü-neyi-ölçer"/>
+    <w:bookmarkStart w:id="24" w:name="final-kontrolü-neyi-ölçer"/>
     <w:p>
       <w:pPr>
         <w:pStyle w:val="Heading2"/>
@@ -245,6 +245,53 @@
       </w:pPr>
       <w:r>
         <w:t xml:space="preserve">İzlencedeki final kontrolü rubriğinin kriterleri ve güvenlik kılavuzunuzda karşılık gelen bölümler:</w:t>
+      </w:r>
+    </w:p>
+    <w:p>
+      <w:pPr>
+        <w:pStyle w:val="BodyText"/>
+      </w:pPr>
+      <w:r>
+        <w:drawing>
+          <wp:inline>
+            <wp:extent cx="5759999" cy="2687780"/>
+            <wp:effectExtent b="0" l="0" r="0" t="0"/>
+            <wp:docPr descr="RAP2 teslim içeriği" title="" id="21" name="Picture"/>
+            <a:graphic>
+              <a:graphicData uri="http://schemas.openxmlformats.org/drawingml/2006/picture">
+                <pic:pic>
+                  <pic:nvPicPr>
+                    <pic:cNvPr descr="h15-01-rap2.png" id="22" name="Picture"/>
+                    <pic:cNvPicPr>
+                      <a:picLocks noChangeArrowheads="1" noChangeAspect="1"/>
+                    </pic:cNvPicPr>
+                  </pic:nvPicPr>
+                  <pic:blipFill>
+                    <a:blip r:embed="rId20"/>
+                    <a:stretch>
+                      <a:fillRect/>
+                    </a:stretch>
+                  </pic:blipFill>
+                  <pic:spPr bwMode="auto">
+                    <a:xfrm>
+                      <a:off x="0" y="0"/>
+                      <a:ext cx="5759999" cy="2687780"/>
+                    </a:xfrm>
+                    <a:prstGeom prst="rect">
+                      <a:avLst/>
+                    </a:prstGeom>
+                    <a:noFill/>
+                    <a:ln w="9525">
+                      <a:noFill/>
+                      <a:headEnd/>
+                      <a:tailEnd/>
+                    </a:ln>
+                  </pic:spPr>
+                </pic:pic>
+              </a:graphicData>
+            </a:graphic>
+          </wp:inline>
+        </w:drawing>
       </w:r>
     </w:p>
     <w:tbl>
@@ -660,7 +707,7 @@
         </w:tc>
       </w:tr>
     </w:tbl>
-    <w:bookmarkStart w:id="20" w:name="X9ed6f7fe7e5867d4e50f468d00907ca0028a92e"/>
+    <w:bookmarkStart w:id="23" w:name="X9ed6f7fe7e5867d4e50f468d00907ca0028a92e"/>
     <w:p>
       <w:pPr>
         <w:pStyle w:val="Heading3"/>
@@ -1338,9 +1385,9 @@
         </w:pict>
       </w:r>
     </w:p>
-    <w:bookmarkEnd w:id="20"/>
-    <w:bookmarkEnd w:id="21"/>
-    <w:bookmarkStart w:id="22" w:name="hazırlık-kontrol-listesi-914.-haftalar"/>
+    <w:bookmarkEnd w:id="23"/>
+    <w:bookmarkEnd w:id="24"/>
+    <w:bookmarkStart w:id="28" w:name="hazırlık-kontrol-listesi-914.-haftalar"/>
     <w:p>
       <w:pPr>
         <w:pStyle w:val="Heading2"/>
@@ -1399,6 +1446,53 @@
     </w:p>
     <w:p>
       <w:pPr>
+        <w:pStyle w:val="FirstParagraph"/>
+      </w:pPr>
+      <w:r>
+        <w:drawing>
+          <wp:inline>
+            <wp:extent cx="5759999" cy="3638557"/>
+            <wp:effectExtent b="0" l="0" r="0" t="0"/>
+            <wp:docPr descr="Güvenlik kılavuzu haritası" title="" id="26" name="Picture"/>
+            <a:graphic>
+              <a:graphicData uri="http://schemas.openxmlformats.org/drawingml/2006/picture">
+                <pic:pic>
+                  <pic:nvPicPr>
+                    <pic:cNvPr descr="h15-02-kilavuz-haritasi.png" id="27" name="Picture"/>
+                    <pic:cNvPicPr>
+                      <a:picLocks noChangeArrowheads="1" noChangeAspect="1"/>
+                    </pic:cNvPicPr>
+                  </pic:nvPicPr>
+                  <pic:blipFill>
+                    <a:blip r:embed="rId25"/>
+                    <a:stretch>
+                      <a:fillRect/>
+                    </a:stretch>
+                  </pic:blipFill>
+                  <pic:spPr bwMode="auto">
+                    <a:xfrm>
+                      <a:off x="0" y="0"/>
+                      <a:ext cx="5759999" cy="3638557"/>
+                    </a:xfrm>
+                    <a:prstGeom prst="rect">
+                      <a:avLst/>
+                    </a:prstGeom>
+                    <a:noFill/>
+                    <a:ln w="9525">
+                      <a:noFill/>
+                      <a:headEnd/>
+                      <a:tailEnd/>
+                    </a:ln>
+                  </pic:spPr>
+                </pic:pic>
+              </a:graphicData>
+            </a:graphic>
+          </wp:inline>
+        </w:drawing>
+      </w:r>
+    </w:p>
+    <w:p>
+      <w:pPr>
         <w:pStyle w:val="BlockText"/>
       </w:pPr>
       <w:r>
@@ -1579,8 +1673,8 @@
         </w:pict>
       </w:r>
     </w:p>
-    <w:bookmarkEnd w:id="22"/>
-    <w:bookmarkStart w:id="25" w:name="gösterim-önerilen-akış"/>
+    <w:bookmarkEnd w:id="28"/>
+    <w:bookmarkStart w:id="34" w:name="gösterim-önerilen-akış"/>
     <w:p>
       <w:pPr>
         <w:pStyle w:val="Heading2"/>
@@ -1724,7 +1818,54 @@
         <w:t xml:space="preserve">Neyi bilerek kapsam dışı bıraktınız, neyi karşılayamadınız ve neden?</w:t>
       </w:r>
     </w:p>
-    <w:bookmarkStart w:id="23" w:name="gösterimde-sorulabilecek-örnek-sorular"/>
+    <w:p>
+      <w:pPr>
+        <w:pStyle w:val="FirstParagraph"/>
+      </w:pPr>
+      <w:r>
+        <w:drawing>
+          <wp:inline>
+            <wp:extent cx="5759999" cy="2283460"/>
+            <wp:effectExtent b="0" l="0" r="0" t="0"/>
+            <wp:docPr descr="Final gösterimi" title="" id="30" name="Picture"/>
+            <a:graphic>
+              <a:graphicData uri="http://schemas.openxmlformats.org/drawingml/2006/picture">
+                <pic:pic>
+                  <pic:nvPicPr>
+                    <pic:cNvPr descr="h15-03-gosterim.png" id="31" name="Picture"/>
+                    <pic:cNvPicPr>
+                      <a:picLocks noChangeArrowheads="1" noChangeAspect="1"/>
+                    </pic:cNvPicPr>
+                  </pic:nvPicPr>
+                  <pic:blipFill>
+                    <a:blip r:embed="rId29"/>
+                    <a:stretch>
+                      <a:fillRect/>
+                    </a:stretch>
+                  </pic:blipFill>
+                  <pic:spPr bwMode="auto">
+                    <a:xfrm>
+                      <a:off x="0" y="0"/>
+                      <a:ext cx="5759999" cy="2283460"/>
+                    </a:xfrm>
+                    <a:prstGeom prst="rect">
+                      <a:avLst/>
+                    </a:prstGeom>
+                    <a:noFill/>
+                    <a:ln w="9525">
+                      <a:noFill/>
+                      <a:headEnd/>
+                      <a:tailEnd/>
+                    </a:ln>
+                  </pic:spPr>
+                </pic:pic>
+              </a:graphicData>
+            </a:graphic>
+          </wp:inline>
+        </w:drawing>
+      </w:r>
+    </w:p>
+    <w:bookmarkStart w:id="32" w:name="gösterimde-sorulabilecek-örnek-sorular"/>
     <w:p>
       <w:pPr>
         <w:pStyle w:val="Heading3"/>
@@ -1817,8 +1958,8 @@
         <w:t xml:space="preserve">Hangi gereksinimi devrettiniz ve karşı taraf bunu nasıl karşılayacak?</w:t>
       </w:r>
     </w:p>
-    <w:bookmarkEnd w:id="23"/>
-    <w:bookmarkStart w:id="24" w:name="sık-yapılan-hatalar"/>
+    <w:bookmarkEnd w:id="32"/>
+    <w:bookmarkStart w:id="33" w:name="sık-yapılan-hatalar"/>
     <w:p>
       <w:pPr>
         <w:pStyle w:val="Heading3"/>
@@ -2039,9 +2180,9 @@
         </w:pict>
       </w:r>
     </w:p>
-    <w:bookmarkEnd w:id="24"/>
-    <w:bookmarkEnd w:id="25"/>
-    <w:bookmarkStart w:id="26" w:name="akademik-dürüstlük"/>
+    <w:bookmarkEnd w:id="33"/>
+    <w:bookmarkEnd w:id="34"/>
+    <w:bookmarkStart w:id="38" w:name="akademik-dürüstlük"/>
     <w:p>
       <w:pPr>
         <w:pStyle w:val="Heading2"/>
@@ -2074,6 +2215,53 @@
       </w:r>
       <w:r>
         <w:t xml:space="preserve">gösterimde takımın her üyesine soru sorulabilir. Başkasının kodunu ya da metnini kullandıysanız kaynağını belirtin.</w:t>
+      </w:r>
+    </w:p>
+    <w:p>
+      <w:pPr>
+        <w:pStyle w:val="BodyText"/>
+      </w:pPr>
+      <w:r>
+        <w:drawing>
+          <wp:inline>
+            <wp:extent cx="5759999" cy="2470728"/>
+            <wp:effectExtent b="0" l="0" r="0" t="0"/>
+            <wp:docPr descr="S16: plan değil sonuç" title="" id="36" name="Picture"/>
+            <a:graphic>
+              <a:graphicData uri="http://schemas.openxmlformats.org/drawingml/2006/picture">
+                <pic:pic>
+                  <pic:nvPicPr>
+                    <pic:cNvPr descr="h15-04-s16.png" id="37" name="Picture"/>
+                    <pic:cNvPicPr>
+                      <a:picLocks noChangeArrowheads="1" noChangeAspect="1"/>
+                    </pic:cNvPicPr>
+                  </pic:nvPicPr>
+                  <pic:blipFill>
+                    <a:blip r:embed="rId35"/>
+                    <a:stretch>
+                      <a:fillRect/>
+                    </a:stretch>
+                  </pic:blipFill>
+                  <pic:spPr bwMode="auto">
+                    <a:xfrm>
+                      <a:off x="0" y="0"/>
+                      <a:ext cx="5759999" cy="2470728"/>
+                    </a:xfrm>
+                    <a:prstGeom prst="rect">
+                      <a:avLst/>
+                    </a:prstGeom>
+                    <a:noFill/>
+                    <a:ln w="9525">
+                      <a:noFill/>
+                      <a:headEnd/>
+                      <a:tailEnd/>
+                    </a:ln>
+                  </pic:spPr>
+                </pic:pic>
+              </a:graphicData>
+            </a:graphic>
+          </wp:inline>
+        </w:drawing>
       </w:r>
     </w:p>
     <w:p>
@@ -2083,8 +2271,8 @@
         </w:pict>
       </w:r>
     </w:p>
-    <w:bookmarkEnd w:id="26"/>
-    <w:bookmarkStart w:id="27" w:name="dönem-sonunda"/>
+    <w:bookmarkEnd w:id="38"/>
+    <w:bookmarkStart w:id="39" w:name="dönem-sonunda"/>
     <w:p>
       <w:pPr>
         <w:pStyle w:val="Heading2"/>
@@ -2133,8 +2321,8 @@
         <w:t xml:space="preserve">Quiz-2 final döneminde yapılır; kapsam 9–14. haftalardır (16. hafta sayfası).</w:t>
       </w:r>
     </w:p>
-    <w:bookmarkEnd w:id="27"/>
-    <w:bookmarkEnd w:id="28"/>
+    <w:bookmarkEnd w:id="39"/>
+    <w:bookmarkEnd w:id="40"/>
     <w:sectPr>
       <w:headerReference r:id="rId9" w:type="default"/>
       <w:footerReference r:id="rId10" w:type="default"/>

--- a/docs/week-15/cen429-week-15-ders-notu.en.docx
+++ b/docs/week-15/cen429-week-15-ders-notu.en.docx
@@ -2,13 +2,13 @@
 <file path=word/document.xml><?xml version="1.0" encoding="utf-8"?>
 <w:document xmlns:w="http://schemas.openxmlformats.org/wordprocessingml/2006/main" xmlns:m="http://schemas.openxmlformats.org/officeDocument/2006/math" xmlns:r="http://schemas.openxmlformats.org/officeDocument/2006/relationships" xmlns:o="urn:schemas-microsoft-com:office:office" xmlns:v="urn:schemas-microsoft-com:vml" xmlns:w10="urn:schemas-microsoft-com:office:word" xmlns:a="http://schemas.openxmlformats.org/drawingml/2006/main" xmlns:pic="http://schemas.openxmlformats.org/drawingml/2006/picture" xmlns:wp="http://schemas.openxmlformats.org/drawingml/2006/wordprocessingDrawing">
   <w:body>
-    <w:bookmarkStart w:id="40" w:name="hafta-15-final-proje-gösterimleri"/>
+    <w:bookmarkStart w:id="40" w:name="week-15-final-project-demonstrations"/>
     <w:p>
       <w:pPr>
         <w:pStyle w:val="Heading1"/>
       </w:pPr>
       <w:r>
-        <w:t xml:space="preserve">Hafta 15 — Final Proje Gösterimleri</w:t>
+        <w:t xml:space="preserve">Week 15 — Final Project Demonstrations</w:t>
       </w:r>
     </w:p>
     <w:tbl>
@@ -33,7 +33,7 @@
                 <w:b/>
                 <w:bCs/>
               </w:rPr>
-              <w:t xml:space="preserve">Tarih</w:t>
+              <w:t xml:space="preserve">Date</w:t>
             </w:r>
           </w:p>
         </w:tc>
@@ -61,18 +61,18 @@
                 <w:b/>
                 <w:bCs/>
               </w:rPr>
-              <w:t xml:space="preserve">Öğrenme çıktıları</w:t>
-            </w:r>
-          </w:p>
-        </w:tc>
-        <w:tc>
-          <w:tcPr/>
-          <w:p>
-            <w:pPr>
-              <w:pStyle w:val="Compact"/>
-            </w:pPr>
-            <w:r>
-              <w:t xml:space="preserve">ÖÇ.1–7</w:t>
+              <w:t xml:space="preserve">Learning outcomes</w:t>
+            </w:r>
+          </w:p>
+        </w:tc>
+        <w:tc>
+          <w:tcPr/>
+          <w:p>
+            <w:pPr>
+              <w:pStyle w:val="Compact"/>
+            </w:pPr>
+            <w:r>
+              <w:t xml:space="preserve">LO.1–7</w:t>
             </w:r>
           </w:p>
         </w:tc>
@@ -89,18 +89,18 @@
                 <w:b/>
                 <w:bCs/>
               </w:rPr>
-              <w:t xml:space="preserve">Süre</w:t>
-            </w:r>
-          </w:p>
-        </w:tc>
-        <w:tc>
-          <w:tcPr/>
-          <w:p>
-            <w:pPr>
-              <w:pStyle w:val="Compact"/>
-            </w:pPr>
-            <w:r>
-              <w:t xml:space="preserve">3 saat</w:t>
+              <w:t xml:space="preserve">Duration</w:t>
+            </w:r>
+          </w:p>
+        </w:tc>
+        <w:tc>
+          <w:tcPr/>
+          <w:p>
+            <w:pPr>
+              <w:pStyle w:val="Compact"/>
+            </w:pPr>
+            <w:r>
+              <w:t xml:space="preserve">3 hours</w:t>
             </w:r>
           </w:p>
         </w:tc>
@@ -115,7 +115,7 @@
           <w:b/>
           <w:bCs/>
         </w:rPr>
-        <w:t xml:space="preserve">Bu hafta ne oluyor?</w:t>
+        <w:t xml:space="preserve">What happens this week?</w:t>
       </w:r>
     </w:p>
     <w:p>
@@ -123,7 +123,7 @@
         <w:pStyle w:val="BlockText"/>
       </w:pPr>
       <w:r>
-        <w:t xml:space="preserve">Bu hafta ders anlatılmaz. Dönem projesinin</w:t>
+        <w:t xml:space="preserve">There is no lecture this week. The</w:t>
       </w:r>
       <w:r>
         <w:t xml:space="preserve"> </w:t>
@@ -133,19 +133,25 @@
           <w:b/>
           <w:bCs/>
         </w:rPr>
-        <w:t xml:space="preserve">ikinci kontrolü (RAP2)</w:t>
+        <w:t xml:space="preserve">second checkpoint of the term project (RAP2)</w:t>
       </w:r>
       <w:r>
         <w:t xml:space="preserve"> </w:t>
       </w:r>
       <w:r>
-        <w:t xml:space="preserve">yapılır: her takım final raporunu (güvenlik</w:t>
+        <w:t xml:space="preserve">takes place: each team</w:t>
       </w:r>
       <w:r>
         <w:t xml:space="preserve"> </w:t>
       </w:r>
       <w:r>
-        <w:t xml:space="preserve">kılavuzunun tamamı) teslim eder, korumalı uygulamasını ve test sonuçlarını gösterir. RAP2, final notunun</w:t>
+        <w:t xml:space="preserve">submits its final report (the complete security guide) and demonstrates its protected application and its test</w:t>
+      </w:r>
+      <w:r>
+        <w:t xml:space="preserve"> </w:t>
+      </w:r>
+      <w:r>
+        <w:t xml:space="preserve">results. RAP2 is</w:t>
       </w:r>
       <w:r>
         <w:t xml:space="preserve"> </w:t>
@@ -155,25 +161,25 @@
           <w:b/>
           <w:bCs/>
         </w:rPr>
-        <w:t xml:space="preserve">%70’idir</w:t>
-      </w:r>
-      <w:r>
-        <w:t xml:space="preserve">;</w:t>
+        <w:t xml:space="preserve">70% of the final grade</w:t>
+      </w:r>
+      <w:r>
+        <w:t xml:space="preserve">; the remaining 30% is Quiz-2 in the final exam period</w:t>
       </w:r>
       <w:r>
         <w:t xml:space="preserve"> </w:t>
       </w:r>
       <w:r>
-        <w:t xml:space="preserve">kalan %30 final dönemindeki Quiz-2’dir (</w:t>
+        <w:t xml:space="preserve">(</w:t>
       </w:r>
       <w:r>
         <w:rPr>
           <w:rStyle w:val="VerbatimChar"/>
         </w:rPr>
-        <w:t xml:space="preserve">Not_Final = 0,7·RAP2 + 0,3·QUIZ2</w:t>
-      </w:r>
-      <w:r>
-        <w:t xml:space="preserve">). Başarı notu</w:t>
+        <w:t xml:space="preserve">Grade_Final = 0.7·RAP2 + 0.3·QUIZ2</w:t>
+      </w:r>
+      <w:r>
+        <w:t xml:space="preserve">). The course passing grade is calculated as</w:t>
       </w:r>
       <w:r>
         <w:t xml:space="preserve"> </w:t>
@@ -182,13 +188,10 @@
         <w:rPr>
           <w:rStyle w:val="VerbatimChar"/>
         </w:rPr>
-        <w:t xml:space="preserve">0,4·Not_Vize + 0,6·Not_Final</w:t>
-      </w:r>
-      <w:r>
-        <w:t xml:space="preserve"> </w:t>
-      </w:r>
-      <w:r>
-        <w:t xml:space="preserve">ile hesaplanır. Ayrıntılı rubrik proje rehberindedir.</w:t>
+        <w:t xml:space="preserve">0.4·Grade_Midterm + 0.6·Grade_Final</w:t>
+      </w:r>
+      <w:r>
+        <w:t xml:space="preserve">. The detailed rubric is in the project guide.</w:t>
       </w:r>
     </w:p>
     <w:p>
@@ -200,7 +203,7 @@
           <w:b/>
           <w:bCs/>
         </w:rPr>
-        <w:t xml:space="preserve">Teslim ve süre kuralları</w:t>
+        <w:t xml:space="preserve">Submission and timing rules</w:t>
       </w:r>
     </w:p>
     <w:p>
@@ -208,19 +211,19 @@
         <w:pStyle w:val="BlockText"/>
       </w:pPr>
       <w:r>
-        <w:t xml:space="preserve">Geç teslim kabul edilmez (izlence, bölüm G). Gösterim sırası, takım başına süre ve teslim saati ders sınıfında</w:t>
+        <w:t xml:space="preserve">Late submissions are not accepted (syllabus, section G). The demonstration order, time per team and submission</w:t>
       </w:r>
       <w:r>
         <w:t xml:space="preserve"> </w:t>
       </w:r>
       <w:r>
-        <w:t xml:space="preserve">duyurulur. Vize kontrolünde aldığınız geri bildirimlerin nasıl kapatıldığını gösterecek bir bulgu–aksiyon listesi</w:t>
+        <w:t xml:space="preserve">time are announced in class. Prepare a finding–action list showing how you closed out the feedback you received</w:t>
       </w:r>
       <w:r>
         <w:t xml:space="preserve"> </w:t>
       </w:r>
       <w:r>
-        <w:t xml:space="preserve">hazırlayın.</w:t>
+        <w:t xml:space="preserve">at the midterm checkpoint.</w:t>
       </w:r>
     </w:p>
     <w:p>
@@ -230,13 +233,13 @@
         </w:pict>
       </w:r>
     </w:p>
-    <w:bookmarkStart w:id="24" w:name="final-kontrolü-neyi-ölçer"/>
+    <w:bookmarkStart w:id="24" w:name="what-does-the-final-checkpoint-measure"/>
     <w:p>
       <w:pPr>
         <w:pStyle w:val="Heading2"/>
       </w:pPr>
       <w:r>
-        <w:t xml:space="preserve">1. Final kontrolü neyi ölçer?</w:t>
+        <w:t xml:space="preserve">1. What does the final checkpoint measure?</w:t>
       </w:r>
     </w:p>
     <w:p>
@@ -244,7 +247,7 @@
         <w:pStyle w:val="FirstParagraph"/>
       </w:pPr>
       <w:r>
-        <w:t xml:space="preserve">İzlencedeki final kontrolü rubriğinin kriterleri ve güvenlik kılavuzunuzda karşılık gelen bölümler:</w:t>
+        <w:t xml:space="preserve">The criteria of the final checkpoint rubric in the syllabus, and the corresponding sections in your security guide:</w:t>
       </w:r>
     </w:p>
     <w:p>
@@ -256,7 +259,7 @@
           <wp:inline>
             <wp:extent cx="5759999" cy="2687780"/>
             <wp:effectExtent b="0" l="0" r="0" t="0"/>
-            <wp:docPr descr="RAP2 teslim içeriği" title="" id="21" name="Picture"/>
+            <wp:docPr descr="RAP2 submission contents" title="" id="21" name="Picture"/>
             <a:graphic>
               <a:graphicData uri="http://schemas.openxmlformats.org/drawingml/2006/picture">
                 <pic:pic>
@@ -318,40 +321,40 @@
               <w:pStyle w:val="Compact"/>
             </w:pPr>
             <w:r>
-              <w:t xml:space="preserve">Kriter</w:t>
-            </w:r>
-          </w:p>
-        </w:tc>
-        <w:tc>
-          <w:tcPr/>
-          <w:p>
-            <w:pPr>
-              <w:pStyle w:val="Compact"/>
-            </w:pPr>
-            <w:r>
-              <w:t xml:space="preserve">Öğrenme çıktısı</w:t>
-            </w:r>
-          </w:p>
-        </w:tc>
-        <w:tc>
-          <w:tcPr/>
-          <w:p>
-            <w:pPr>
-              <w:pStyle w:val="Compact"/>
-            </w:pPr>
-            <w:r>
-              <w:t xml:space="preserve">Kılavuzda nerede?</w:t>
-            </w:r>
-          </w:p>
-        </w:tc>
-        <w:tc>
-          <w:tcPr/>
-          <w:p>
-            <w:pPr>
-              <w:pStyle w:val="Compact"/>
-            </w:pPr>
-            <w:r>
-              <w:t xml:space="preserve">Hangi haftalar?</w:t>
+              <w:t xml:space="preserve">Criterion</w:t>
+            </w:r>
+          </w:p>
+        </w:tc>
+        <w:tc>
+          <w:tcPr/>
+          <w:p>
+            <w:pPr>
+              <w:pStyle w:val="Compact"/>
+            </w:pPr>
+            <w:r>
+              <w:t xml:space="preserve">Learning outcome</w:t>
+            </w:r>
+          </w:p>
+        </w:tc>
+        <w:tc>
+          <w:tcPr/>
+          <w:p>
+            <w:pPr>
+              <w:pStyle w:val="Compact"/>
+            </w:pPr>
+            <w:r>
+              <w:t xml:space="preserve">Where in the guide</w:t>
+            </w:r>
+          </w:p>
+        </w:tc>
+        <w:tc>
+          <w:tcPr/>
+          <w:p>
+            <w:pPr>
+              <w:pStyle w:val="Compact"/>
+            </w:pPr>
+            <w:r>
+              <w:t xml:space="preserve">Which weeks?</w:t>
             </w:r>
           </w:p>
         </w:tc>
@@ -368,29 +371,29 @@
                 <w:b/>
                 <w:bCs/>
               </w:rPr>
-              <w:t xml:space="preserve">Kriptografi uygulaması</w:t>
-            </w:r>
-          </w:p>
-        </w:tc>
-        <w:tc>
-          <w:tcPr/>
-          <w:p>
-            <w:pPr>
-              <w:pStyle w:val="Compact"/>
-            </w:pPr>
-            <w:r>
-              <w:t xml:space="preserve">ÖÇ.2</w:t>
-            </w:r>
-          </w:p>
-        </w:tc>
-        <w:tc>
-          <w:tcPr/>
-          <w:p>
-            <w:pPr>
-              <w:pStyle w:val="Compact"/>
-            </w:pPr>
-            <w:r>
-              <w:t xml:space="preserve">S8 algoritma envanteri, anahtar yaşam döngüsü ve hiyerarşisi, rastgele sayı</w:t>
+              <w:t xml:space="preserve">Cryptography implementation</w:t>
+            </w:r>
+          </w:p>
+        </w:tc>
+        <w:tc>
+          <w:tcPr/>
+          <w:p>
+            <w:pPr>
+              <w:pStyle w:val="Compact"/>
+            </w:pPr>
+            <w:r>
+              <w:t xml:space="preserve">LO.2</w:t>
+            </w:r>
+          </w:p>
+        </w:tc>
+        <w:tc>
+          <w:tcPr/>
+          <w:p>
+            <w:pPr>
+              <w:pStyle w:val="Compact"/>
+            </w:pPr>
+            <w:r>
+              <w:t xml:space="preserve">S8 algorithm inventory, key lifecycle and hierarchy, random numbers</w:t>
             </w:r>
           </w:p>
         </w:tc>
@@ -418,29 +421,29 @@
                 <w:b/>
                 <w:bCs/>
               </w:rPr>
-              <w:t xml:space="preserve">Güvenli iletişim</w:t>
-            </w:r>
-          </w:p>
-        </w:tc>
-        <w:tc>
-          <w:tcPr/>
-          <w:p>
-            <w:pPr>
-              <w:pStyle w:val="Compact"/>
-            </w:pPr>
-            <w:r>
-              <w:t xml:space="preserve">ÖÇ.4</w:t>
-            </w:r>
-          </w:p>
-        </w:tc>
-        <w:tc>
-          <w:tcPr/>
-          <w:p>
-            <w:pPr>
-              <w:pStyle w:val="Compact"/>
-            </w:pPr>
-            <w:r>
-              <w:t xml:space="preserve">S6 kimlik doğrulama ve bağlama · S11 TLS, sabitleme, mesaj düzeyi koruma</w:t>
+              <w:t xml:space="preserve">Secure communication</w:t>
+            </w:r>
+          </w:p>
+        </w:tc>
+        <w:tc>
+          <w:tcPr/>
+          <w:p>
+            <w:pPr>
+              <w:pStyle w:val="Compact"/>
+            </w:pPr>
+            <w:r>
+              <w:t xml:space="preserve">LO.4</w:t>
+            </w:r>
+          </w:p>
+        </w:tc>
+        <w:tc>
+          <w:tcPr/>
+          <w:p>
+            <w:pPr>
+              <w:pStyle w:val="Compact"/>
+            </w:pPr>
+            <w:r>
+              <w:t xml:space="preserve">S6 authentication and binding · S11 TLS, pinning, message-level protection</w:t>
             </w:r>
           </w:p>
         </w:tc>
@@ -468,29 +471,29 @@
                 <w:b/>
                 <w:bCs/>
               </w:rPr>
-              <w:t xml:space="preserve">Varlık yönetimi</w:t>
-            </w:r>
-          </w:p>
-        </w:tc>
-        <w:tc>
-          <w:tcPr/>
-          <w:p>
-            <w:pPr>
-              <w:pStyle w:val="Compact"/>
-            </w:pPr>
-            <w:r>
-              <w:t xml:space="preserve">ÖÇ.5</w:t>
-            </w:r>
-          </w:p>
-        </w:tc>
-        <w:tc>
-          <w:tcPr/>
-          <w:p>
-            <w:pPr>
-              <w:pStyle w:val="Compact"/>
-            </w:pPr>
-            <w:r>
-              <w:t xml:space="preserve">S5 varlık listesi (tam) · S8 anahtarlar</w:t>
+              <w:t xml:space="preserve">Asset management</w:t>
+            </w:r>
+          </w:p>
+        </w:tc>
+        <w:tc>
+          <w:tcPr/>
+          <w:p>
+            <w:pPr>
+              <w:pStyle w:val="Compact"/>
+            </w:pPr>
+            <w:r>
+              <w:t xml:space="preserve">LO.5</w:t>
+            </w:r>
+          </w:p>
+        </w:tc>
+        <w:tc>
+          <w:tcPr/>
+          <w:p>
+            <w:pPr>
+              <w:pStyle w:val="Compact"/>
+            </w:pPr>
+            <w:r>
+              <w:t xml:space="preserve">S5 asset list (complete) · S8 keys</w:t>
             </w:r>
           </w:p>
         </w:tc>
@@ -518,29 +521,29 @@
                 <w:b/>
                 <w:bCs/>
               </w:rPr>
-              <w:t xml:space="preserve">İkili uygulama korumaları</w:t>
-            </w:r>
-          </w:p>
-        </w:tc>
-        <w:tc>
-          <w:tcPr/>
-          <w:p>
-            <w:pPr>
-              <w:pStyle w:val="Compact"/>
-            </w:pPr>
-            <w:r>
-              <w:t xml:space="preserve">ÖÇ.3</w:t>
-            </w:r>
-          </w:p>
-        </w:tc>
-        <w:tc>
-          <w:tcPr/>
-          <w:p>
-            <w:pPr>
-              <w:pStyle w:val="Compact"/>
-            </w:pPr>
-            <w:r>
-              <w:t xml:space="preserve">S9 kod sağlamlaştırma (ileri) · S15 derleme, imzalama ve dağıtım hattı</w:t>
+              <w:t xml:space="preserve">Binary application protections</w:t>
+            </w:r>
+          </w:p>
+        </w:tc>
+        <w:tc>
+          <w:tcPr/>
+          <w:p>
+            <w:pPr>
+              <w:pStyle w:val="Compact"/>
+            </w:pPr>
+            <w:r>
+              <w:t xml:space="preserve">LO.3</w:t>
+            </w:r>
+          </w:p>
+        </w:tc>
+        <w:tc>
+          <w:tcPr/>
+          <w:p>
+            <w:pPr>
+              <w:pStyle w:val="Compact"/>
+            </w:pPr>
+            <w:r>
+              <w:t xml:space="preserve">S9 code hardening (advanced) · S15 build, signing and deployment pipeline</w:t>
             </w:r>
           </w:p>
         </w:tc>
@@ -568,29 +571,29 @@
                 <w:b/>
                 <w:bCs/>
               </w:rPr>
-              <w:t xml:space="preserve">Güvenlik testi ve birim testleri</w:t>
-            </w:r>
-          </w:p>
-        </w:tc>
-        <w:tc>
-          <w:tcPr/>
-          <w:p>
-            <w:pPr>
-              <w:pStyle w:val="Compact"/>
-            </w:pPr>
-            <w:r>
-              <w:t xml:space="preserve">ÖÇ.6</w:t>
-            </w:r>
-          </w:p>
-        </w:tc>
-        <w:tc>
-          <w:tcPr/>
-          <w:p>
-            <w:pPr>
-              <w:pStyle w:val="Compact"/>
-            </w:pPr>
-            <w:r>
-              <w:t xml:space="preserve">S16 test ve doğrulama sonuçları</w:t>
+              <w:t xml:space="preserve">Security testing and unit tests</w:t>
+            </w:r>
+          </w:p>
+        </w:tc>
+        <w:tc>
+          <w:tcPr/>
+          <w:p>
+            <w:pPr>
+              <w:pStyle w:val="Compact"/>
+            </w:pPr>
+            <w:r>
+              <w:t xml:space="preserve">LO.6</w:t>
+            </w:r>
+          </w:p>
+        </w:tc>
+        <w:tc>
+          <w:tcPr/>
+          <w:p>
+            <w:pPr>
+              <w:pStyle w:val="Compact"/>
+            </w:pPr>
+            <w:r>
+              <w:t xml:space="preserve">S16 test and verification results</w:t>
             </w:r>
           </w:p>
         </w:tc>
@@ -618,29 +621,29 @@
                 <w:b/>
                 <w:bCs/>
               </w:rPr>
-              <w:t xml:space="preserve">Güvenlik standartları</w:t>
-            </w:r>
-          </w:p>
-        </w:tc>
-        <w:tc>
-          <w:tcPr/>
-          <w:p>
-            <w:pPr>
-              <w:pStyle w:val="Compact"/>
-            </w:pPr>
-            <w:r>
-              <w:t xml:space="preserve">ÖÇ.7</w:t>
-            </w:r>
-          </w:p>
-        </w:tc>
-        <w:tc>
-          <w:tcPr/>
-          <w:p>
-            <w:pPr>
-              <w:pStyle w:val="Compact"/>
-            </w:pPr>
-            <w:r>
-              <w:t xml:space="preserve">S1 kaynaklar · S14 varsayımlar ve devredilenler · S17 uyum matrisi</w:t>
+              <w:t xml:space="preserve">Security standards</w:t>
+            </w:r>
+          </w:p>
+        </w:tc>
+        <w:tc>
+          <w:tcPr/>
+          <w:p>
+            <w:pPr>
+              <w:pStyle w:val="Compact"/>
+            </w:pPr>
+            <w:r>
+              <w:t xml:space="preserve">LO.7</w:t>
+            </w:r>
+          </w:p>
+        </w:tc>
+        <w:tc>
+          <w:tcPr/>
+          <w:p>
+            <w:pPr>
+              <w:pStyle w:val="Compact"/>
+            </w:pPr>
+            <w:r>
+              <w:t xml:space="preserve">S1 references · S14 assumptions and deferrals · S17 compliance matrix</w:t>
             </w:r>
           </w:p>
         </w:tc>
@@ -668,52 +671,52 @@
                 <w:b/>
                 <w:bCs/>
               </w:rPr>
-              <w:t xml:space="preserve">Final rapor ve sunum</w:t>
-            </w:r>
-          </w:p>
-        </w:tc>
-        <w:tc>
-          <w:tcPr/>
-          <w:p>
-            <w:pPr>
-              <w:pStyle w:val="Compact"/>
-            </w:pPr>
-            <w:r>
-              <w:t xml:space="preserve">ÖÇ.7</w:t>
-            </w:r>
-          </w:p>
-        </w:tc>
-        <w:tc>
-          <w:tcPr/>
-          <w:p>
-            <w:pPr>
-              <w:pStyle w:val="Compact"/>
-            </w:pPr>
-            <w:r>
-              <w:t xml:space="preserve">Bütün bölümler; belge düzeni, tutarlılık, sunum</w:t>
-            </w:r>
-          </w:p>
-        </w:tc>
-        <w:tc>
-          <w:tcPr/>
-          <w:p>
-            <w:pPr>
-              <w:pStyle w:val="Compact"/>
-            </w:pPr>
-            <w:r>
-              <w:t xml:space="preserve">Tümü</w:t>
+              <w:t xml:space="preserve">Final report and presentation</w:t>
+            </w:r>
+          </w:p>
+        </w:tc>
+        <w:tc>
+          <w:tcPr/>
+          <w:p>
+            <w:pPr>
+              <w:pStyle w:val="Compact"/>
+            </w:pPr>
+            <w:r>
+              <w:t xml:space="preserve">LO.7</w:t>
+            </w:r>
+          </w:p>
+        </w:tc>
+        <w:tc>
+          <w:tcPr/>
+          <w:p>
+            <w:pPr>
+              <w:pStyle w:val="Compact"/>
+            </w:pPr>
+            <w:r>
+              <w:t xml:space="preserve">All sections; document structure, consistency, presentation</w:t>
+            </w:r>
+          </w:p>
+        </w:tc>
+        <w:tc>
+          <w:tcPr/>
+          <w:p>
+            <w:pPr>
+              <w:pStyle w:val="Compact"/>
+            </w:pPr>
+            <w:r>
+              <w:t xml:space="preserve">All</w:t>
             </w:r>
           </w:p>
         </w:tc>
       </w:tr>
     </w:tbl>
-    <w:bookmarkStart w:id="23" w:name="X9ed6f7fe7e5867d4e50f468d00907ca0028a92e"/>
+    <w:bookmarkStart w:id="23" w:name="X216758a0d6044b428750ba4d3543b650b83543d"/>
     <w:p>
       <w:pPr>
         <w:pStyle w:val="Heading3"/>
       </w:pPr>
       <w:r>
-        <w:t xml:space="preserve">Final raporunda bulunması gereken bölümler</w:t>
+        <w:t xml:space="preserve">Sections that must be present in the final report</w:t>
       </w:r>
     </w:p>
     <w:p>
@@ -721,7 +724,7 @@
         <w:pStyle w:val="FirstParagraph"/>
       </w:pPr>
       <w:r>
-        <w:t xml:space="preserve">Final kontrolünde bütün bölümler</w:t>
+        <w:t xml:space="preserve">At the final checkpoint, every section is expected to be</w:t>
       </w:r>
       <w:r>
         <w:t xml:space="preserve"> </w:t>
@@ -731,13 +734,10 @@
           <w:b/>
           <w:bCs/>
         </w:rPr>
-        <w:t xml:space="preserve">tam</w:t>
-      </w:r>
-      <w:r>
-        <w:t xml:space="preserve"> </w:t>
-      </w:r>
-      <w:r>
-        <w:t xml:space="preserve">olarak beklenir:</w:t>
+        <w:t xml:space="preserve">complete</w:t>
+      </w:r>
+      <w:r>
+        <w:t xml:space="preserve">:</w:t>
       </w:r>
     </w:p>
     <w:tbl>
@@ -774,18 +774,18 @@
               <w:pStyle w:val="Compact"/>
             </w:pPr>
             <w:r>
-              <w:t xml:space="preserve">Bölüm</w:t>
-            </w:r>
-          </w:p>
-        </w:tc>
-        <w:tc>
-          <w:tcPr/>
-          <w:p>
-            <w:pPr>
-              <w:pStyle w:val="Compact"/>
-            </w:pPr>
-            <w:r>
-              <w:t xml:space="preserve">Vizeden farkı</w:t>
+              <w:t xml:space="preserve">Section</w:t>
+            </w:r>
+          </w:p>
+        </w:tc>
+        <w:tc>
+          <w:tcPr/>
+          <w:p>
+            <w:pPr>
+              <w:pStyle w:val="Compact"/>
+            </w:pPr>
+            <w:r>
+              <w:t xml:space="preserve">Difference from the midterm</w:t>
             </w:r>
           </w:p>
         </w:tc>
@@ -809,18 +809,18 @@
               <w:pStyle w:val="Compact"/>
             </w:pPr>
             <w:r>
-              <w:t xml:space="preserve">Kapak, belge kontrolü, sürüm geçmişi</w:t>
-            </w:r>
-          </w:p>
-        </w:tc>
-        <w:tc>
-          <w:tcPr/>
-          <w:p>
-            <w:pPr>
-              <w:pStyle w:val="Compact"/>
-            </w:pPr>
-            <w:r>
-              <w:t xml:space="preserve">Sürüm geçmişi güncel; değişiklikler işaretli</w:t>
+              <w:t xml:space="preserve">Cover, document control, version history</w:t>
+            </w:r>
+          </w:p>
+        </w:tc>
+        <w:tc>
+          <w:tcPr/>
+          <w:p>
+            <w:pPr>
+              <w:pStyle w:val="Compact"/>
+            </w:pPr>
+            <w:r>
+              <w:t xml:space="preserve">Version history up to date; changes marked</w:t>
             </w:r>
           </w:p>
         </w:tc>
@@ -844,18 +844,18 @@
               <w:pStyle w:val="Compact"/>
             </w:pPr>
             <w:r>
-              <w:t xml:space="preserve">Kapsam, hedef kitle, kısaltmalar, kaynaklar</w:t>
-            </w:r>
-          </w:p>
-        </w:tc>
-        <w:tc>
-          <w:tcPr/>
-          <w:p>
-            <w:pPr>
-              <w:pStyle w:val="Compact"/>
-            </w:pPr>
-            <w:r>
-              <w:t xml:space="preserve">Tam</w:t>
+              <w:t xml:space="preserve">Scope, target audience, abbreviations, references</w:t>
+            </w:r>
+          </w:p>
+        </w:tc>
+        <w:tc>
+          <w:tcPr/>
+          <w:p>
+            <w:pPr>
+              <w:pStyle w:val="Compact"/>
+            </w:pPr>
+            <w:r>
+              <w:t xml:space="preserve">Complete</w:t>
             </w:r>
           </w:p>
         </w:tc>
@@ -879,18 +879,18 @@
               <w:pStyle w:val="Compact"/>
             </w:pPr>
             <w:r>
-              <w:t xml:space="preserve">Ürün, mimari, tehdit modeli</w:t>
-            </w:r>
-          </w:p>
-        </w:tc>
-        <w:tc>
-          <w:tcPr/>
-          <w:p>
-            <w:pPr>
-              <w:pStyle w:val="Compact"/>
-            </w:pPr>
-            <w:r>
-              <w:t xml:space="preserve">Vize geri bildirimleriyle güncel</w:t>
+              <w:t xml:space="preserve">Product, architecture, threat model</w:t>
+            </w:r>
+          </w:p>
+        </w:tc>
+        <w:tc>
+          <w:tcPr/>
+          <w:p>
+            <w:pPr>
+              <w:pStyle w:val="Compact"/>
+            </w:pPr>
+            <w:r>
+              <w:t xml:space="preserve">Updated with midterm feedback</w:t>
             </w:r>
           </w:p>
         </w:tc>
@@ -914,7 +914,7 @@
               <w:pStyle w:val="Compact"/>
             </w:pPr>
             <w:r>
-              <w:t xml:space="preserve">Varlık listesi ve koruma şeması</w:t>
+              <w:t xml:space="preserve">Asset list and protection scheme</w:t>
             </w:r>
           </w:p>
         </w:tc>
@@ -929,10 +929,10 @@
                 <w:b/>
                 <w:bCs/>
               </w:rPr>
-              <w:t xml:space="preserve">Tam</w:t>
-            </w:r>
-            <w:r>
-              <w:t xml:space="preserve">: her varlığın yaşam döngüsü ve C/I/I+</w:t>
+              <w:t xml:space="preserve">Complete</w:t>
+            </w:r>
+            <w:r>
+              <w:t xml:space="preserve">: lifecycle and C/I/I+ for every asset</w:t>
             </w:r>
           </w:p>
         </w:tc>
@@ -956,18 +956,18 @@
               <w:pStyle w:val="Compact"/>
             </w:pPr>
             <w:r>
-              <w:t xml:space="preserve">Kimlik doğrulama, tanımlama, cihaz/sürüm bağlama</w:t>
-            </w:r>
-          </w:p>
-        </w:tc>
-        <w:tc>
-          <w:tcPr/>
-          <w:p>
-            <w:pPr>
-              <w:pStyle w:val="Compact"/>
-            </w:pPr>
-            <w:r>
-              <w:t xml:space="preserve">Yeni</w:t>
+              <w:t xml:space="preserve">Authentication, identification, device/version binding</w:t>
+            </w:r>
+          </w:p>
+        </w:tc>
+        <w:tc>
+          <w:tcPr/>
+          <w:p>
+            <w:pPr>
+              <w:pStyle w:val="Compact"/>
+            </w:pPr>
+            <w:r>
+              <w:t xml:space="preserve">New</w:t>
             </w:r>
           </w:p>
         </w:tc>
@@ -991,18 +991,18 @@
               <w:pStyle w:val="Compact"/>
             </w:pPr>
             <w:r>
-              <w:t xml:space="preserve">Veri güvenliği + güvenlik kabuğu matrisi</w:t>
-            </w:r>
-          </w:p>
-        </w:tc>
-        <w:tc>
-          <w:tcPr/>
-          <w:p>
-            <w:pPr>
-              <w:pStyle w:val="Compact"/>
-            </w:pPr>
-            <w:r>
-              <w:t xml:space="preserve">Güncel</w:t>
+              <w:t xml:space="preserve">Data security + security shell matrix</w:t>
+            </w:r>
+          </w:p>
+        </w:tc>
+        <w:tc>
+          <w:tcPr/>
+          <w:p>
+            <w:pPr>
+              <w:pStyle w:val="Compact"/>
+            </w:pPr>
+            <w:r>
+              <w:t xml:space="preserve">Updated</w:t>
             </w:r>
           </w:p>
         </w:tc>
@@ -1026,18 +1026,18 @@
               <w:pStyle w:val="Compact"/>
             </w:pPr>
             <w:r>
-              <w:t xml:space="preserve">Kripto yöntemleri, anahtar yaşam döngüsü ve hiyerarşisi</w:t>
-            </w:r>
-          </w:p>
-        </w:tc>
-        <w:tc>
-          <w:tcPr/>
-          <w:p>
-            <w:pPr>
-              <w:pStyle w:val="Compact"/>
-            </w:pPr>
-            <w:r>
-              <w:t xml:space="preserve">Yeni</w:t>
+              <w:t xml:space="preserve">Cryptographic methods, key lifecycle and hierarchy</w:t>
+            </w:r>
+          </w:p>
+        </w:tc>
+        <w:tc>
+          <w:tcPr/>
+          <w:p>
+            <w:pPr>
+              <w:pStyle w:val="Compact"/>
+            </w:pPr>
+            <w:r>
+              <w:t xml:space="preserve">New</w:t>
             </w:r>
           </w:p>
         </w:tc>
@@ -1061,7 +1061,7 @@
               <w:pStyle w:val="Compact"/>
             </w:pPr>
             <w:r>
-              <w:t xml:space="preserve">Kod sağlamlaştırma</w:t>
+              <w:t xml:space="preserve">Code hardening</w:t>
             </w:r>
           </w:p>
         </w:tc>
@@ -1076,13 +1076,13 @@
                 <w:b/>
                 <w:bCs/>
               </w:rPr>
-              <w:t xml:space="preserve">İleri</w:t>
+              <w:t xml:space="preserve">Advanced</w:t>
             </w:r>
             <w:r>
               <w:t xml:space="preserve"> </w:t>
             </w:r>
             <w:r>
-              <w:t xml:space="preserve">(gizleme dahil)</w:t>
+              <w:t xml:space="preserve">(including obfuscation)</w:t>
             </w:r>
           </w:p>
         </w:tc>
@@ -1106,18 +1106,18 @@
               <w:pStyle w:val="Compact"/>
             </w:pPr>
             <w:r>
-              <w:t xml:space="preserve">RASP + tepki politikası</w:t>
-            </w:r>
-          </w:p>
-        </w:tc>
-        <w:tc>
-          <w:tcPr/>
-          <w:p>
-            <w:pPr>
-              <w:pStyle w:val="Compact"/>
-            </w:pPr>
-            <w:r>
-              <w:t xml:space="preserve">Güncel</w:t>
+              <w:t xml:space="preserve">RASP + response policy</w:t>
+            </w:r>
+          </w:p>
+        </w:tc>
+        <w:tc>
+          <w:tcPr/>
+          <w:p>
+            <w:pPr>
+              <w:pStyle w:val="Compact"/>
+            </w:pPr>
+            <w:r>
+              <w:t xml:space="preserve">Updated</w:t>
             </w:r>
           </w:p>
         </w:tc>
@@ -1141,18 +1141,18 @@
               <w:pStyle w:val="Compact"/>
             </w:pPr>
             <w:r>
-              <w:t xml:space="preserve">Güvenli iletişim</w:t>
-            </w:r>
-          </w:p>
-        </w:tc>
-        <w:tc>
-          <w:tcPr/>
-          <w:p>
-            <w:pPr>
-              <w:pStyle w:val="Compact"/>
-            </w:pPr>
-            <w:r>
-              <w:t xml:space="preserve">Yeni</w:t>
+              <w:t xml:space="preserve">Secure communication</w:t>
+            </w:r>
+          </w:p>
+        </w:tc>
+        <w:tc>
+          <w:tcPr/>
+          <w:p>
+            <w:pPr>
+              <w:pStyle w:val="Compact"/>
+            </w:pPr>
+            <w:r>
+              <w:t xml:space="preserve">New</w:t>
             </w:r>
           </w:p>
         </w:tc>
@@ -1176,18 +1176,18 @@
               <w:pStyle w:val="Compact"/>
             </w:pPr>
             <w:r>
-              <w:t xml:space="preserve">Raporlama ve günlükleme politikası</w:t>
-            </w:r>
-          </w:p>
-        </w:tc>
-        <w:tc>
-          <w:tcPr/>
-          <w:p>
-            <w:pPr>
-              <w:pStyle w:val="Compact"/>
-            </w:pPr>
-            <w:r>
-              <w:t xml:space="preserve">Tam</w:t>
+              <w:t xml:space="preserve">Reporting and logging policy</w:t>
+            </w:r>
+          </w:p>
+        </w:tc>
+        <w:tc>
+          <w:tcPr/>
+          <w:p>
+            <w:pPr>
+              <w:pStyle w:val="Compact"/>
+            </w:pPr>
+            <w:r>
+              <w:t xml:space="preserve">Complete</w:t>
             </w:r>
           </w:p>
         </w:tc>
@@ -1211,18 +1211,18 @@
               <w:pStyle w:val="Compact"/>
             </w:pPr>
             <w:r>
-              <w:t xml:space="preserve">Geliştirme süreci, SBOM, değişiklik yönetimi</w:t>
-            </w:r>
-          </w:p>
-        </w:tc>
-        <w:tc>
-          <w:tcPr/>
-          <w:p>
-            <w:pPr>
-              <w:pStyle w:val="Compact"/>
-            </w:pPr>
-            <w:r>
-              <w:t xml:space="preserve">Güncel SBOM</w:t>
+              <w:t xml:space="preserve">Development process, SBOM, change management</w:t>
+            </w:r>
+          </w:p>
+        </w:tc>
+        <w:tc>
+          <w:tcPr/>
+          <w:p>
+            <w:pPr>
+              <w:pStyle w:val="Compact"/>
+            </w:pPr>
+            <w:r>
+              <w:t xml:space="preserve">Updated SBOM</w:t>
             </w:r>
           </w:p>
         </w:tc>
@@ -1246,18 +1246,18 @@
               <w:pStyle w:val="Compact"/>
             </w:pPr>
             <w:r>
-              <w:t xml:space="preserve">Varsayımlar ve devredilen gereksinimler</w:t>
-            </w:r>
-          </w:p>
-        </w:tc>
-        <w:tc>
-          <w:tcPr/>
-          <w:p>
-            <w:pPr>
-              <w:pStyle w:val="Compact"/>
-            </w:pPr>
-            <w:r>
-              <w:t xml:space="preserve">Yeni</w:t>
+              <w:t xml:space="preserve">Assumptions and deferred requirements</w:t>
+            </w:r>
+          </w:p>
+        </w:tc>
+        <w:tc>
+          <w:tcPr/>
+          <w:p>
+            <w:pPr>
+              <w:pStyle w:val="Compact"/>
+            </w:pPr>
+            <w:r>
+              <w:t xml:space="preserve">New</w:t>
             </w:r>
           </w:p>
         </w:tc>
@@ -1281,18 +1281,18 @@
               <w:pStyle w:val="Compact"/>
             </w:pPr>
             <w:r>
-              <w:t xml:space="preserve">Derleme, imzalama ve dağıtım hattı</w:t>
-            </w:r>
-          </w:p>
-        </w:tc>
-        <w:tc>
-          <w:tcPr/>
-          <w:p>
-            <w:pPr>
-              <w:pStyle w:val="Compact"/>
-            </w:pPr>
-            <w:r>
-              <w:t xml:space="preserve">Yeni</w:t>
+              <w:t xml:space="preserve">Build, signing and deployment pipeline</w:t>
+            </w:r>
+          </w:p>
+        </w:tc>
+        <w:tc>
+          <w:tcPr/>
+          <w:p>
+            <w:pPr>
+              <w:pStyle w:val="Compact"/>
+            </w:pPr>
+            <w:r>
+              <w:t xml:space="preserve">New</w:t>
             </w:r>
           </w:p>
         </w:tc>
@@ -1316,7 +1316,7 @@
               <w:pStyle w:val="Compact"/>
             </w:pPr>
             <w:r>
-              <w:t xml:space="preserve">Güvenlik testi ve doğrulama</w:t>
+              <w:t xml:space="preserve">Security testing and verification</w:t>
             </w:r>
           </w:p>
         </w:tc>
@@ -1331,13 +1331,13 @@
                 <w:b/>
                 <w:bCs/>
               </w:rPr>
-              <w:t xml:space="preserve">Sonuçlar</w:t>
+              <w:t xml:space="preserve">Results</w:t>
             </w:r>
             <w:r>
               <w:t xml:space="preserve"> </w:t>
             </w:r>
             <w:r>
-              <w:t xml:space="preserve">(plan değil)</w:t>
+              <w:t xml:space="preserve">(not a plan)</w:t>
             </w:r>
           </w:p>
         </w:tc>
@@ -1361,18 +1361,18 @@
               <w:pStyle w:val="Compact"/>
             </w:pPr>
             <w:r>
-              <w:t xml:space="preserve">Gereksinim uyum matrisi</w:t>
-            </w:r>
-          </w:p>
-        </w:tc>
-        <w:tc>
-          <w:tcPr/>
-          <w:p>
-            <w:pPr>
-              <w:pStyle w:val="Compact"/>
-            </w:pPr>
-            <w:r>
-              <w:t xml:space="preserve">Tam</w:t>
+              <w:t xml:space="preserve">Requirement compliance matrix</w:t>
+            </w:r>
+          </w:p>
+        </w:tc>
+        <w:tc>
+          <w:tcPr/>
+          <w:p>
+            <w:pPr>
+              <w:pStyle w:val="Compact"/>
+            </w:pPr>
+            <w:r>
+              <w:t xml:space="preserve">Complete</w:t>
             </w:r>
           </w:p>
         </w:tc>
@@ -1387,13 +1387,13 @@
     </w:p>
     <w:bookmarkEnd w:id="23"/>
     <w:bookmarkEnd w:id="24"/>
-    <w:bookmarkStart w:id="28" w:name="hazırlık-kontrol-listesi-914.-haftalar"/>
+    <w:bookmarkStart w:id="28" w:name="preparation-checklist-weeks-914"/>
     <w:p>
       <w:pPr>
         <w:pStyle w:val="Heading2"/>
       </w:pPr>
       <w:r>
-        <w:t xml:space="preserve">2. Hazırlık kontrol listesi (9–14. haftalar)</w:t>
+        <w:t xml:space="preserve">2. Preparation checklist (weeks 9–14)</w:t>
       </w:r>
     </w:p>
     <w:p>
@@ -1405,7 +1405,7 @@
           <w:b/>
           <w:bCs/>
         </w:rPr>
-        <w:t xml:space="preserve">9. ve 14. haftalar — İleri kod sağlamlaştırma (S9, S15)</w:t>
+        <w:t xml:space="preserve">Weeks 9 and 14 — Advanced code hardening (S9, S15)</w:t>
       </w:r>
     </w:p>
     <w:p>
@@ -1417,7 +1417,7 @@
         </w:numPr>
       </w:pPr>
       <w:r>
-        <w:t xml:space="preserve">Gizlemenin hangi fonksiyonlara, neden uygulandığı; maliyet ölçümü (süre, boyut) öncesi/sonrası tablosu.</w:t>
+        <w:t xml:space="preserve">Which functions obfuscation was applied to and why; a before/after cost table (time, size).</w:t>
       </w:r>
     </w:p>
     <w:p>
@@ -1429,7 +1429,7 @@
         </w:numPr>
       </w:pPr>
       <w:r>
-        <w:t xml:space="preserve">Derleme hattında gizleme ve imzalama adımları; sürüm kimliği ve özet değerleri.</w:t>
+        <w:t xml:space="preserve">Obfuscation and signing steps in the build pipeline; version identity and digest values.</w:t>
       </w:r>
     </w:p>
     <w:p>
@@ -1441,7 +1441,7 @@
         </w:numPr>
       </w:pPr>
       <w:r>
-        <w:t xml:space="preserve">Gizleme öncesi ve sonrası için ölçütler (anlamlı ad oranı, düz metin hassas dizge sayısı).</w:t>
+        <w:t xml:space="preserve">Metrics for before and after obfuscation (ratio of meaningful names, count of plaintext sensitive strings).</w:t>
       </w:r>
     </w:p>
     <w:p>
@@ -1453,7 +1453,7 @@
           <wp:inline>
             <wp:extent cx="5759999" cy="3638557"/>
             <wp:effectExtent b="0" l="0" r="0" t="0"/>
-            <wp:docPr descr="Güvenlik kılavuzu haritası" title="" id="26" name="Picture"/>
+            <wp:docPr descr="Security guide map" title="" id="26" name="Picture"/>
             <a:graphic>
               <a:graphicData uri="http://schemas.openxmlformats.org/drawingml/2006/picture">
                 <pic:pic>
@@ -1500,7 +1500,7 @@
           <w:b/>
           <w:bCs/>
         </w:rPr>
-        <w:t xml:space="preserve">10. hafta — Kripto ve PKI (S8, S11)</w:t>
+        <w:t xml:space="preserve">Week 10 — Cryptography and PKI (S8, S11)</w:t>
       </w:r>
     </w:p>
     <w:p>
@@ -1512,7 +1512,7 @@
         </w:numPr>
       </w:pPr>
       <w:r>
-        <w:t xml:space="preserve">Algoritma envanteri: amaç, anahtar uzunluğu, kip, standart, kütüphane.</w:t>
+        <w:t xml:space="preserve">Algorithm inventory: purpose, key length, mode, standard, library.</w:t>
       </w:r>
     </w:p>
     <w:p>
@@ -1524,7 +1524,7 @@
         </w:numPr>
       </w:pPr>
       <w:r>
-        <w:t xml:space="preserve">Anahtar yaşam döngüsü tablosu: üretim, saklama, kripto-periyot, yenileme, imha.</w:t>
+        <w:t xml:space="preserve">Key lifecycle table: generation, storage, crypto-period, renewal, destruction.</w:t>
       </w:r>
     </w:p>
     <w:p>
@@ -1536,7 +1536,7 @@
         </w:numPr>
       </w:pPr>
       <w:r>
-        <w:t xml:space="preserve">TLS doğrulaması; varsa SPKI sabitleme ve yedek pin; güncelleme dosyasında imza doğrulaması.</w:t>
+        <w:t xml:space="preserve">TLS validation; SPKI pinning and a backup pin if used; signature verification on the update file.</w:t>
       </w:r>
     </w:p>
     <w:p>
@@ -1548,7 +1548,7 @@
           <w:b/>
           <w:bCs/>
         </w:rPr>
-        <w:t xml:space="preserve">11. hafta — Anahtar koruması (S8)</w:t>
+        <w:t xml:space="preserve">Week 11 — Key protection (S8)</w:t>
       </w:r>
     </w:p>
     <w:p>
@@ -1560,13 +1560,13 @@
         </w:numPr>
       </w:pPr>
       <w:r>
-        <w:t xml:space="preserve">En az bir hassas varlık için koruma yöntemi ve gerekçesi (ör. cihaza bağlama, katmanlı koruma); kullanılmıyorsa</w:t>
+        <w:t xml:space="preserve">Protection method and justification for at least one sensitive asset (e.g., device binding, layered</w:t>
       </w:r>
       <w:r>
         <w:t xml:space="preserve"> </w:t>
       </w:r>
       <w:r>
-        <w:t xml:space="preserve">neden kullanılmadığının gerekçesi.</w:t>
+        <w:t xml:space="preserve">protection); if not used, the justification for why not.</w:t>
       </w:r>
     </w:p>
     <w:p>
@@ -1578,7 +1578,7 @@
           <w:b/>
           <w:bCs/>
         </w:rPr>
-        <w:t xml:space="preserve">12. hafta — Test ve değerlendirme (S16)</w:t>
+        <w:t xml:space="preserve">Week 12 — Testing and assessment (S16)</w:t>
       </w:r>
     </w:p>
     <w:p>
@@ -1590,7 +1590,7 @@
         </w:numPr>
       </w:pPr>
       <w:r>
-        <w:t xml:space="preserve">Test planı ve</w:t>
+        <w:t xml:space="preserve">Test plan and</w:t>
       </w:r>
       <w:r>
         <w:t xml:space="preserve"> </w:t>
@@ -1600,10 +1600,10 @@
           <w:b/>
           <w:bCs/>
         </w:rPr>
-        <w:t xml:space="preserve">sonuçları</w:t>
-      </w:r>
-      <w:r>
-        <w:t xml:space="preserve">: her test için amaç, yöntem, beklenen ve gözlenen sonuç.</w:t>
+        <w:t xml:space="preserve">results</w:t>
+      </w:r>
+      <w:r>
+        <w:t xml:space="preserve">: for each test, the purpose, method, expected and observed result.</w:t>
       </w:r>
     </w:p>
     <w:p>
@@ -1615,7 +1615,7 @@
         </w:numPr>
       </w:pPr>
       <w:r>
-        <w:t xml:space="preserve">Birim testleri (kripto ve koruma fonksiyonları için) ve sürekli entegrasyon kaydı.</w:t>
+        <w:t xml:space="preserve">Unit tests (for cryptography and protection functions) and a continuous integration record.</w:t>
       </w:r>
     </w:p>
     <w:p>
@@ -1627,7 +1627,7 @@
         </w:numPr>
       </w:pPr>
       <w:r>
-        <w:t xml:space="preserve">Vize geri bildirimlerinin bulgu–aksiyon listesi.</w:t>
+        <w:t xml:space="preserve">A finding–action list for the midterm feedback.</w:t>
       </w:r>
     </w:p>
     <w:p>
@@ -1639,7 +1639,7 @@
           <w:b/>
           <w:bCs/>
         </w:rPr>
-        <w:t xml:space="preserve">13. hafta — Gereksinimler (S14, S17)</w:t>
+        <w:t xml:space="preserve">Week 13 — Requirements (S14, S17)</w:t>
       </w:r>
     </w:p>
     <w:p>
@@ -1651,7 +1651,7 @@
         </w:numPr>
       </w:pPr>
       <w:r>
-        <w:t xml:space="preserve">Uyum matrisi: uygulanan her gereksinim için durum, bölüm, doğrulama, kanıt.</w:t>
+        <w:t xml:space="preserve">Compliance matrix: for every implemented requirement, its status, section, verification and evidence.</w:t>
       </w:r>
     </w:p>
     <w:p>
@@ -1663,7 +1663,7 @@
         </w:numPr>
       </w:pPr>
       <w:r>
-        <w:t xml:space="preserve">Varsayımlar ve devredilen gereksinimler: kime, neden, nasıl.</w:t>
+        <w:t xml:space="preserve">Assumptions and deferred requirements: to whom, why, how.</w:t>
       </w:r>
     </w:p>
     <w:p>
@@ -1674,13 +1674,13 @@
       </w:r>
     </w:p>
     <w:bookmarkEnd w:id="28"/>
-    <w:bookmarkStart w:id="34" w:name="gösterim-önerilen-akış"/>
+    <w:bookmarkStart w:id="34" w:name="demonstration-suggested-flow"/>
     <w:p>
       <w:pPr>
         <w:pStyle w:val="Heading2"/>
       </w:pPr>
       <w:r>
-        <w:t xml:space="preserve">3. Gösterim: önerilen akış</w:t>
+        <w:t xml:space="preserve">3. Demonstration: suggested flow</w:t>
       </w:r>
     </w:p>
     <w:p>
@@ -1696,13 +1696,13 @@
           <w:b/>
           <w:bCs/>
         </w:rPr>
-        <w:t xml:space="preserve">Özet:</w:t>
+        <w:t xml:space="preserve">Summary:</w:t>
       </w:r>
       <w:r>
         <w:t xml:space="preserve"> </w:t>
       </w:r>
       <w:r>
-        <w:t xml:space="preserve">Ürün, mimari ve en kritik üç varlık (tek şema).</w:t>
+        <w:t xml:space="preserve">Product, architecture, and the three most critical assets (a single diagram).</w:t>
       </w:r>
     </w:p>
     <w:p>
@@ -1718,13 +1718,13 @@
           <w:b/>
           <w:bCs/>
         </w:rPr>
-        <w:t xml:space="preserve">Vizeden bu yana:</w:t>
+        <w:t xml:space="preserve">Since the midterm:</w:t>
       </w:r>
       <w:r>
         <w:t xml:space="preserve"> </w:t>
       </w:r>
       <w:r>
-        <w:t xml:space="preserve">Geri bildirimler ve nasıl kapatıldıkları (bulgu–aksiyon listesi).</w:t>
+        <w:t xml:space="preserve">The feedback received and how it was addressed (finding–action list).</w:t>
       </w:r>
     </w:p>
     <w:p>
@@ -1740,13 +1740,19 @@
           <w:b/>
           <w:bCs/>
         </w:rPr>
-        <w:t xml:space="preserve">Canlı gösterim:</w:t>
+        <w:t xml:space="preserve">Live demonstration:</w:t>
       </w:r>
       <w:r>
         <w:t xml:space="preserve"> </w:t>
       </w:r>
       <w:r>
-        <w:t xml:space="preserve">Korumalı sürümü çalıştırın; kripto, güvenli iletişim ve en az bir koruma katmanını</w:t>
+        <w:t xml:space="preserve">Run the protected build; show cryptography, secure communication and at least one</w:t>
+      </w:r>
+      <w:r>
+        <w:t xml:space="preserve"> </w:t>
+      </w:r>
+      <w:r>
+        <w:t xml:space="preserve">protection layer</w:t>
       </w:r>
       <w:r>
         <w:t xml:space="preserve"> </w:t>
@@ -1756,13 +1762,13 @@
           <w:b/>
           <w:bCs/>
         </w:rPr>
-        <w:t xml:space="preserve">çalışırken</w:t>
+        <w:t xml:space="preserve">working live</w:t>
       </w:r>
       <w:r>
         <w:t xml:space="preserve"> </w:t>
       </w:r>
       <w:r>
-        <w:t xml:space="preserve">gösterin (ör. kurcalanmış bir dosyanın ya da imzası bozuk bir güncellemenin reddedilmesi).</w:t>
+        <w:t xml:space="preserve">(e.g., a tampered file or an update with a broken signature being rejected).</w:t>
       </w:r>
     </w:p>
     <w:p>
@@ -1778,22 +1784,25 @@
           <w:b/>
           <w:bCs/>
         </w:rPr>
-        <w:t xml:space="preserve">Kanıt:</w:t>
+        <w:t xml:space="preserve">Evidence:</w:t>
       </w:r>
       <w:r>
         <w:t xml:space="preserve"> </w:t>
       </w:r>
       <w:r>
-        <w:t xml:space="preserve">Testlerin, koruma tablosunun, SBOM’un ve uyum matrisinin kendisi;</w:t>
+        <w:t xml:space="preserve">The tests, the protection table, the SBOM and the compliance matrix themselves;</w:t>
       </w:r>
       <w:r>
         <w:t xml:space="preserve"> </w:t>
       </w:r>
       <w:r>
-        <w:t xml:space="preserve">“şu komutla şu çıktı”</w:t>
-      </w:r>
-      <w:r>
-        <w:t xml:space="preserve">.</w:t>
+        <w:t xml:space="preserve">“we ran this</w:t>
+      </w:r>
+      <w:r>
+        <w:t xml:space="preserve"> </w:t>
+      </w:r>
+      <w:r>
+        <w:t xml:space="preserve">command and got this output.”</w:t>
       </w:r>
     </w:p>
     <w:p>
@@ -1809,13 +1818,13 @@
           <w:b/>
           <w:bCs/>
         </w:rPr>
-        <w:t xml:space="preserve">Kalan risk:</w:t>
+        <w:t xml:space="preserve">Remaining risk:</w:t>
       </w:r>
       <w:r>
         <w:t xml:space="preserve"> </w:t>
       </w:r>
       <w:r>
-        <w:t xml:space="preserve">Neyi bilerek kapsam dışı bıraktınız, neyi karşılayamadınız ve neden?</w:t>
+        <w:t xml:space="preserve">What did you deliberately scope out, what could you not meet, and why?</w:t>
       </w:r>
     </w:p>
     <w:p>
@@ -1827,7 +1836,7 @@
           <wp:inline>
             <wp:extent cx="5759999" cy="2283460"/>
             <wp:effectExtent b="0" l="0" r="0" t="0"/>
-            <wp:docPr descr="Final gösterimi" title="" id="30" name="Picture"/>
+            <wp:docPr descr="Final demonstration" title="" id="30" name="Picture"/>
             <a:graphic>
               <a:graphicData uri="http://schemas.openxmlformats.org/drawingml/2006/picture">
                 <pic:pic>
@@ -1865,13 +1874,13 @@
         </w:drawing>
       </w:r>
     </w:p>
-    <w:bookmarkStart w:id="32" w:name="gösterimde-sorulabilecek-örnek-sorular"/>
+    <w:bookmarkStart w:id="32" w:name="X46943baf8a3f49bee48595db689bf5d7997106b"/>
     <w:p>
       <w:pPr>
         <w:pStyle w:val="Heading3"/>
       </w:pPr>
       <w:r>
-        <w:t xml:space="preserve">Gösterimde sorulabilecek örnek sorular</w:t>
+        <w:t xml:space="preserve">Sample questions you may be asked during the demonstration</w:t>
       </w:r>
     </w:p>
     <w:p>
@@ -1883,7 +1892,7 @@
         </w:numPr>
       </w:pPr>
       <w:r>
-        <w:t xml:space="preserve">Bu anahtar hangi anahtardan türetiliyor, nerede duruyor, ne zaman siliniyor?</w:t>
+        <w:t xml:space="preserve">Which key is this key derived from, where does it live, when is it deleted?</w:t>
       </w:r>
     </w:p>
     <w:p>
@@ -1895,7 +1904,7 @@
         </w:numPr>
       </w:pPr>
       <w:r>
-        <w:t xml:space="preserve">Sertifika zincirinizi nasıl doğruluyorsunuz? Ad denetimi nerede yapılıyor?</w:t>
+        <w:t xml:space="preserve">How do you validate your certificate chain? Where is hostname verification performed?</w:t>
       </w:r>
     </w:p>
     <w:p>
@@ -1907,7 +1916,7 @@
         </w:numPr>
       </w:pPr>
       <w:r>
-        <w:t xml:space="preserve">İmza doğrulamanız başarısız olursa ne oluyor? Eski ama geçerli imzalı bir sürüm yüklenebilir mi?</w:t>
+        <w:t xml:space="preserve">What happens if your signature verification fails? Can an old but validly signed version still be installed?</w:t>
       </w:r>
     </w:p>
     <w:p>
@@ -1919,7 +1928,7 @@
         </w:numPr>
       </w:pPr>
       <w:r>
-        <w:t xml:space="preserve">Gizlemenin maliyetini ölçtünüz mü? Hangi fonksiyonları neden gizlediniz?</w:t>
+        <w:t xml:space="preserve">Did you measure the cost of obfuscation? Which functions did you obfuscate, and why?</w:t>
       </w:r>
     </w:p>
     <w:p>
@@ -1931,19 +1940,16 @@
         </w:numPr>
       </w:pPr>
       <w:r>
-        <w:t xml:space="preserve">Uyum matrisinizde</w:t>
+        <w:t xml:space="preserve">Where is the evidence for this row in your compliance matrix that you marked</w:t>
       </w:r>
       <w:r>
         <w:t xml:space="preserve"> </w:t>
       </w:r>
       <w:r>
-        <w:t xml:space="preserve">“karşılandı”</w:t>
-      </w:r>
-      <w:r>
-        <w:t xml:space="preserve"> </w:t>
-      </w:r>
-      <w:r>
-        <w:t xml:space="preserve">dediğiniz şu satırın kanıtı nerede?</w:t>
+        <w:t xml:space="preserve">“met”</w:t>
+      </w:r>
+      <w:r>
+        <w:t xml:space="preserve">?</w:t>
       </w:r>
     </w:p>
     <w:p>
@@ -1955,17 +1961,17 @@
         </w:numPr>
       </w:pPr>
       <w:r>
-        <w:t xml:space="preserve">Hangi gereksinimi devrettiniz ve karşı taraf bunu nasıl karşılayacak?</w:t>
+        <w:t xml:space="preserve">Which requirement did you defer, and how will the other party meet it?</w:t>
       </w:r>
     </w:p>
     <w:bookmarkEnd w:id="32"/>
-    <w:bookmarkStart w:id="33" w:name="sık-yapılan-hatalar"/>
+    <w:bookmarkStart w:id="33" w:name="common-mistakes"/>
     <w:p>
       <w:pPr>
         <w:pStyle w:val="Heading3"/>
       </w:pPr>
       <w:r>
-        <w:t xml:space="preserve">Sık yapılan hatalar</w:t>
+        <w:t xml:space="preserve">Common mistakes</w:t>
       </w:r>
     </w:p>
     <w:tbl>
@@ -1990,18 +1996,18 @@
               <w:pStyle w:val="Compact"/>
             </w:pPr>
             <w:r>
-              <w:t xml:space="preserve">Hata</w:t>
-            </w:r>
-          </w:p>
-        </w:tc>
-        <w:tc>
-          <w:tcPr/>
-          <w:p>
-            <w:pPr>
-              <w:pStyle w:val="Compact"/>
-            </w:pPr>
-            <w:r>
-              <w:t xml:space="preserve">Neden sorun?</w:t>
+              <w:t xml:space="preserve">Mistake</w:t>
+            </w:r>
+          </w:p>
+        </w:tc>
+        <w:tc>
+          <w:tcPr/>
+          <w:p>
+            <w:pPr>
+              <w:pStyle w:val="Compact"/>
+            </w:pPr>
+            <w:r>
+              <w:t xml:space="preserve">Why is it a problem?</w:t>
             </w:r>
           </w:p>
         </w:tc>
@@ -2014,18 +2020,18 @@
               <w:pStyle w:val="Compact"/>
             </w:pPr>
             <w:r>
-              <w:t xml:space="preserve">Test planı var ama sonuç yok</w:t>
-            </w:r>
-          </w:p>
-        </w:tc>
-        <w:tc>
-          <w:tcPr/>
-          <w:p>
-            <w:pPr>
-              <w:pStyle w:val="Compact"/>
-            </w:pPr>
-            <w:r>
-              <w:t xml:space="preserve">Final kontrolünde S16’nın</w:t>
+              <w:t xml:space="preserve">There is a test plan but no results</w:t>
+            </w:r>
+          </w:p>
+        </w:tc>
+        <w:tc>
+          <w:tcPr/>
+          <w:p>
+            <w:pPr>
+              <w:pStyle w:val="Compact"/>
+            </w:pPr>
+            <w:r>
+              <w:t xml:space="preserve">At the final checkpoint, S16’s</w:t>
             </w:r>
             <w:r>
               <w:t xml:space="preserve"> </w:t>
@@ -2035,13 +2041,13 @@
                 <w:b/>
                 <w:bCs/>
               </w:rPr>
-              <w:t xml:space="preserve">sonuçları</w:t>
+              <w:t xml:space="preserve">results</w:t>
             </w:r>
             <w:r>
               <w:t xml:space="preserve"> </w:t>
             </w:r>
             <w:r>
-              <w:t xml:space="preserve">beklenir</w:t>
+              <w:t xml:space="preserve">are expected</w:t>
             </w:r>
           </w:p>
         </w:tc>
@@ -2054,24 +2060,24 @@
               <w:pStyle w:val="Compact"/>
             </w:pPr>
             <w:r>
-              <w:t xml:space="preserve">Uyum matrisinde kanıtsız</w:t>
+              <w:t xml:space="preserve">“Met”</w:t>
             </w:r>
             <w:r>
               <w:t xml:space="preserve"> </w:t>
             </w:r>
             <w:r>
-              <w:t xml:space="preserve">“karşılandı”</w:t>
-            </w:r>
-          </w:p>
-        </w:tc>
-        <w:tc>
-          <w:tcPr/>
-          <w:p>
-            <w:pPr>
-              <w:pStyle w:val="Compact"/>
-            </w:pPr>
-            <w:r>
-              <w:t xml:space="preserve">Değerlendirici gözünde karşılanmamış sayılır</w:t>
+              <w:t xml:space="preserve">with no evidence in the compliance matrix</w:t>
+            </w:r>
+          </w:p>
+        </w:tc>
+        <w:tc>
+          <w:tcPr/>
+          <w:p>
+            <w:pPr>
+              <w:pStyle w:val="Compact"/>
+            </w:pPr>
+            <w:r>
+              <w:t xml:space="preserve">Counted as unmet in the assessor’s eyes</w:t>
             </w:r>
           </w:p>
         </w:tc>
@@ -2084,18 +2090,18 @@
               <w:pStyle w:val="Compact"/>
             </w:pPr>
             <w:r>
-              <w:t xml:space="preserve">Kılavuz ile kod arasında sürüm farkı</w:t>
-            </w:r>
-          </w:p>
-        </w:tc>
-        <w:tc>
-          <w:tcPr/>
-          <w:p>
-            <w:pPr>
-              <w:pStyle w:val="Compact"/>
-            </w:pPr>
-            <w:r>
-              <w:t xml:space="preserve">Değerlendirilen ürün belirsizleşir; sürüm kimliği ve özet değerleri tutarlı olmalı</w:t>
+              <w:t xml:space="preserve">A version mismatch between the guide and the code</w:t>
+            </w:r>
+          </w:p>
+        </w:tc>
+        <w:tc>
+          <w:tcPr/>
+          <w:p>
+            <w:pPr>
+              <w:pStyle w:val="Compact"/>
+            </w:pPr>
+            <w:r>
+              <w:t xml:space="preserve">The product being assessed becomes ambiguous; version identity and digest values must be consistent</w:t>
             </w:r>
           </w:p>
         </w:tc>
@@ -2108,18 +2114,18 @@
               <w:pStyle w:val="Compact"/>
             </w:pPr>
             <w:r>
-              <w:t xml:space="preserve">Kalan risk bölümünün boş olması</w:t>
-            </w:r>
-          </w:p>
-        </w:tc>
-        <w:tc>
-          <w:tcPr/>
-          <w:p>
-            <w:pPr>
-              <w:pStyle w:val="Compact"/>
-            </w:pPr>
-            <w:r>
-              <w:t xml:space="preserve">Hiçbir ürünün kalan riski sıfır değildir; boş bölüm eksik analiz demektir</w:t>
+              <w:t xml:space="preserve">An empty remaining-risk section</w:t>
+            </w:r>
+          </w:p>
+        </w:tc>
+        <w:tc>
+          <w:tcPr/>
+          <w:p>
+            <w:pPr>
+              <w:pStyle w:val="Compact"/>
+            </w:pPr>
+            <w:r>
+              <w:t xml:space="preserve">No product has zero remaining risk; an empty section means an incomplete analysis</w:t>
             </w:r>
           </w:p>
         </w:tc>
@@ -2132,18 +2138,18 @@
               <w:pStyle w:val="Compact"/>
             </w:pPr>
             <w:r>
-              <w:t xml:space="preserve">Vize geri bildirimlerinin yok sayılması</w:t>
-            </w:r>
-          </w:p>
-        </w:tc>
-        <w:tc>
-          <w:tcPr/>
-          <w:p>
-            <w:pPr>
-              <w:pStyle w:val="Compact"/>
-            </w:pPr>
-            <w:r>
-              <w:t xml:space="preserve">Bulgu–aksiyon döngüsü sürecin parçasıdır</w:t>
+              <w:t xml:space="preserve">Ignoring the midterm feedback</w:t>
+            </w:r>
+          </w:p>
+        </w:tc>
+        <w:tc>
+          <w:tcPr/>
+          <w:p>
+            <w:pPr>
+              <w:pStyle w:val="Compact"/>
+            </w:pPr>
+            <w:r>
+              <w:t xml:space="preserve">The finding–action loop is part of the process</w:t>
             </w:r>
           </w:p>
         </w:tc>
@@ -2156,18 +2162,18 @@
               <w:pStyle w:val="Compact"/>
             </w:pPr>
             <w:r>
-              <w:t xml:space="preserve">Depoda gerçek sır ya da kişisel veri</w:t>
-            </w:r>
-          </w:p>
-        </w:tc>
-        <w:tc>
-          <w:tcPr/>
-          <w:p>
-            <w:pPr>
-              <w:pStyle w:val="Compact"/>
-            </w:pPr>
-            <w:r>
-              <w:t xml:space="preserve">Ciddi güvenlik hatası; bütün değerler sentetik olmalı</w:t>
+              <w:t xml:space="preserve">Real secrets or personal data in the repository</w:t>
+            </w:r>
+          </w:p>
+        </w:tc>
+        <w:tc>
+          <w:tcPr/>
+          <w:p>
+            <w:pPr>
+              <w:pStyle w:val="Compact"/>
+            </w:pPr>
+            <w:r>
+              <w:t xml:space="preserve">A serious security mistake; all values must be synthetic</w:t>
             </w:r>
           </w:p>
         </w:tc>
@@ -2182,13 +2188,13 @@
     </w:p>
     <w:bookmarkEnd w:id="33"/>
     <w:bookmarkEnd w:id="34"/>
-    <w:bookmarkStart w:id="38" w:name="akademik-dürüstlük"/>
+    <w:bookmarkStart w:id="38" w:name="academic-integrity"/>
     <w:p>
       <w:pPr>
         <w:pStyle w:val="Heading2"/>
       </w:pPr>
       <w:r>
-        <w:t xml:space="preserve">4. Akademik dürüstlük</w:t>
+        <w:t xml:space="preserve">4. Academic integrity</w:t>
       </w:r>
     </w:p>
     <w:p>
@@ -2196,25 +2202,31 @@
         <w:pStyle w:val="FirstParagraph"/>
       </w:pPr>
       <w:r>
-        <w:t xml:space="preserve">İzlencenin</w:t>
+        <w:t xml:space="preserve">The</w:t>
       </w:r>
       <w:r>
         <w:t xml:space="preserve"> </w:t>
       </w:r>
       <w:r>
-        <w:t xml:space="preserve">“Akademik Dürüstlük”</w:t>
+        <w:t xml:space="preserve">“Academic Integrity”</w:t>
       </w:r>
       <w:r>
         <w:t xml:space="preserve"> </w:t>
       </w:r>
       <w:r>
-        <w:t xml:space="preserve">bölümü projede de geçerlidir. Teslim ettiğiniz her satırı açıklayabiliyor olmalısınız;</w:t>
+        <w:t xml:space="preserve">section of the syllabus applies to the project as well. You must be able to explain every</w:t>
       </w:r>
       <w:r>
         <w:t xml:space="preserve"> </w:t>
       </w:r>
       <w:r>
-        <w:t xml:space="preserve">gösterimde takımın her üyesine soru sorulabilir. Başkasının kodunu ya da metnini kullandıysanız kaynağını belirtin.</w:t>
+        <w:t xml:space="preserve">line you submit; any member of the team may be asked a question during the demonstration. If you used someone else’s</w:t>
+      </w:r>
+      <w:r>
+        <w:t xml:space="preserve"> </w:t>
+      </w:r>
+      <w:r>
+        <w:t xml:space="preserve">code or text, cite the source.</w:t>
       </w:r>
     </w:p>
     <w:p>
@@ -2226,7 +2238,7 @@
           <wp:inline>
             <wp:extent cx="5759999" cy="2470728"/>
             <wp:effectExtent b="0" l="0" r="0" t="0"/>
-            <wp:docPr descr="S16: plan değil sonuç" title="" id="36" name="Picture"/>
+            <wp:docPr descr="S16: results, not a plan" title="" id="36" name="Picture"/>
             <a:graphic>
               <a:graphicData uri="http://schemas.openxmlformats.org/drawingml/2006/picture">
                 <pic:pic>
@@ -2272,13 +2284,13 @@
       </w:r>
     </w:p>
     <w:bookmarkEnd w:id="38"/>
-    <w:bookmarkStart w:id="39" w:name="dönem-sonunda"/>
+    <w:bookmarkStart w:id="39" w:name="at-the-end-of-the-term"/>
     <w:p>
       <w:pPr>
         <w:pStyle w:val="Heading2"/>
       </w:pPr>
       <w:r>
-        <w:t xml:space="preserve">5. Dönem sonunda</w:t>
+        <w:t xml:space="preserve">5. At the end of the term</w:t>
       </w:r>
     </w:p>
     <w:p>
@@ -2290,7 +2302,13 @@
         </w:numPr>
       </w:pPr>
       <w:r>
-        <w:t xml:space="preserve">Güvenlik kılavuzunuz, sertifikasyondan geçen ürünlerin belgelerinin küçültülmüş bir modelidir; iş başvurularında bir</w:t>
+        <w:t xml:space="preserve">Your security guide is a scaled-down model of the documentation that certified products carry; you can use it as</w:t>
+      </w:r>
+      <w:r>
+        <w:t xml:space="preserve"> </w:t>
+      </w:r>
+      <w:r>
+        <w:t xml:space="preserve">a</w:t>
       </w:r>
       <w:r>
         <w:t xml:space="preserve"> </w:t>
@@ -2300,13 +2318,13 @@
           <w:b/>
           <w:bCs/>
         </w:rPr>
-        <w:t xml:space="preserve">portfolyo</w:t>
+        <w:t xml:space="preserve">portfolio</w:t>
       </w:r>
       <w:r>
         <w:t xml:space="preserve"> </w:t>
       </w:r>
       <w:r>
-        <w:t xml:space="preserve">öğesi olarak kullanabilirsiniz (gizli bilgi içermediğinden emin olun).</w:t>
+        <w:t xml:space="preserve">item in job applications (make sure it contains no confidential information).</w:t>
       </w:r>
     </w:p>
     <w:p>
@@ -2318,7 +2336,7 @@
         </w:numPr>
       </w:pPr>
       <w:r>
-        <w:t xml:space="preserve">Quiz-2 final döneminde yapılır; kapsam 9–14. haftalardır (16. hafta sayfası).</w:t>
+        <w:t xml:space="preserve">Quiz-2 is held in the final exam period; its scope is weeks 9–14 (see the Week 16 page).</w:t>
       </w:r>
     </w:p>
     <w:bookmarkEnd w:id="39"/>

--- a/docs/week-15/cen429-week-15-ders-notu.en.docx
+++ b/docs/week-15/cen429-week-15-ders-notu.en.docx
@@ -2,7 +2,7 @@
 <file path=word/document.xml><?xml version="1.0" encoding="utf-8"?>
 <w:document xmlns:w="http://schemas.openxmlformats.org/wordprocessingml/2006/main" xmlns:m="http://schemas.openxmlformats.org/officeDocument/2006/math" xmlns:r="http://schemas.openxmlformats.org/officeDocument/2006/relationships" xmlns:o="urn:schemas-microsoft-com:office:office" xmlns:v="urn:schemas-microsoft-com:vml" xmlns:w10="urn:schemas-microsoft-com:office:word" xmlns:a="http://schemas.openxmlformats.org/drawingml/2006/main" xmlns:pic="http://schemas.openxmlformats.org/drawingml/2006/picture" xmlns:wp="http://schemas.openxmlformats.org/drawingml/2006/wordprocessingDrawing">
   <w:body>
-    <w:bookmarkStart w:id="40" w:name="week-15-final-project-demonstrations"/>
+    <w:bookmarkStart w:id="52" w:name="week-15-final-project-demonstrations"/>
     <w:p>
       <w:pPr>
         <w:pStyle w:val="Heading1"/>
@@ -233,7 +233,7 @@
         </w:pict>
       </w:r>
     </w:p>
-    <w:bookmarkStart w:id="24" w:name="what-does-the-final-checkpoint-measure"/>
+    <w:bookmarkStart w:id="34" w:name="what-does-the-final-checkpoint-measure"/>
     <w:p>
       <w:pPr>
         <w:pStyle w:val="Heading2"/>
@@ -257,7 +257,7 @@
       <w:r>
         <w:drawing>
           <wp:inline>
-            <wp:extent cx="5759999" cy="2687780"/>
+            <wp:extent cx="5759999" cy="2920986"/>
             <wp:effectExtent b="0" l="0" r="0" t="0"/>
             <wp:docPr descr="RAP2 submission contents" title="" id="21" name="Picture"/>
             <a:graphic>
@@ -278,7 +278,7 @@
                   <pic:spPr bwMode="auto">
                     <a:xfrm>
                       <a:off x="0" y="0"/>
-                      <a:ext cx="5759999" cy="2687780"/>
+                      <a:ext cx="5759999" cy="2920986"/>
                     </a:xfrm>
                     <a:prstGeom prst="rect">
                       <a:avLst/>
@@ -403,9 +403,28 @@
             <w:pPr>
               <w:pStyle w:val="Compact"/>
             </w:pPr>
-            <w:r>
-              <w:t xml:space="preserve">3, 10</w:t>
-            </w:r>
+            <w:hyperlink r:id="rId23">
+              <w:r>
+                <w:rPr>
+                  <w:rStyle w:val="Hyperlink"/>
+                </w:rPr>
+                <w:t xml:space="preserve">3</w:t>
+              </w:r>
+            </w:hyperlink>
+            <w:r>
+              <w:t xml:space="preserve">,</w:t>
+            </w:r>
+            <w:r>
+              <w:t xml:space="preserve"> </w:t>
+            </w:r>
+            <w:hyperlink r:id="rId24">
+              <w:r>
+                <w:rPr>
+                  <w:rStyle w:val="Hyperlink"/>
+                </w:rPr>
+                <w:t xml:space="preserve">10</w:t>
+              </w:r>
+            </w:hyperlink>
           </w:p>
         </w:tc>
       </w:tr>
@@ -453,9 +472,28 @@
             <w:pPr>
               <w:pStyle w:val="Compact"/>
             </w:pPr>
-            <w:r>
-              <w:t xml:space="preserve">3, 10</w:t>
-            </w:r>
+            <w:hyperlink r:id="rId23">
+              <w:r>
+                <w:rPr>
+                  <w:rStyle w:val="Hyperlink"/>
+                </w:rPr>
+                <w:t xml:space="preserve">3</w:t>
+              </w:r>
+            </w:hyperlink>
+            <w:r>
+              <w:t xml:space="preserve">,</w:t>
+            </w:r>
+            <w:r>
+              <w:t xml:space="preserve"> </w:t>
+            </w:r>
+            <w:hyperlink r:id="rId24">
+              <w:r>
+                <w:rPr>
+                  <w:rStyle w:val="Hyperlink"/>
+                </w:rPr>
+                <w:t xml:space="preserve">10</w:t>
+              </w:r>
+            </w:hyperlink>
           </w:p>
         </w:tc>
       </w:tr>
@@ -503,9 +541,42 @@
             <w:pPr>
               <w:pStyle w:val="Compact"/>
             </w:pPr>
-            <w:r>
-              <w:t xml:space="preserve">1, 3, 13</w:t>
-            </w:r>
+            <w:hyperlink r:id="rId25">
+              <w:r>
+                <w:rPr>
+                  <w:rStyle w:val="Hyperlink"/>
+                </w:rPr>
+                <w:t xml:space="preserve">1</w:t>
+              </w:r>
+            </w:hyperlink>
+            <w:r>
+              <w:t xml:space="preserve">,</w:t>
+            </w:r>
+            <w:r>
+              <w:t xml:space="preserve"> </w:t>
+            </w:r>
+            <w:hyperlink r:id="rId23">
+              <w:r>
+                <w:rPr>
+                  <w:rStyle w:val="Hyperlink"/>
+                </w:rPr>
+                <w:t xml:space="preserve">3</w:t>
+              </w:r>
+            </w:hyperlink>
+            <w:r>
+              <w:t xml:space="preserve">,</w:t>
+            </w:r>
+            <w:r>
+              <w:t xml:space="preserve"> </w:t>
+            </w:r>
+            <w:hyperlink r:id="rId26">
+              <w:r>
+                <w:rPr>
+                  <w:rStyle w:val="Hyperlink"/>
+                </w:rPr>
+                <w:t xml:space="preserve">13</w:t>
+              </w:r>
+            </w:hyperlink>
           </w:p>
         </w:tc>
       </w:tr>
@@ -553,9 +624,70 @@
             <w:pPr>
               <w:pStyle w:val="Compact"/>
             </w:pPr>
-            <w:r>
-              <w:t xml:space="preserve">4, 5, 6, 9, 14</w:t>
-            </w:r>
+            <w:hyperlink r:id="rId27">
+              <w:r>
+                <w:rPr>
+                  <w:rStyle w:val="Hyperlink"/>
+                </w:rPr>
+                <w:t xml:space="preserve">4</w:t>
+              </w:r>
+            </w:hyperlink>
+            <w:r>
+              <w:t xml:space="preserve">,</w:t>
+            </w:r>
+            <w:r>
+              <w:t xml:space="preserve"> </w:t>
+            </w:r>
+            <w:hyperlink r:id="rId28">
+              <w:r>
+                <w:rPr>
+                  <w:rStyle w:val="Hyperlink"/>
+                </w:rPr>
+                <w:t xml:space="preserve">5</w:t>
+              </w:r>
+            </w:hyperlink>
+            <w:r>
+              <w:t xml:space="preserve">,</w:t>
+            </w:r>
+            <w:r>
+              <w:t xml:space="preserve"> </w:t>
+            </w:r>
+            <w:hyperlink r:id="rId29">
+              <w:r>
+                <w:rPr>
+                  <w:rStyle w:val="Hyperlink"/>
+                </w:rPr>
+                <w:t xml:space="preserve">6</w:t>
+              </w:r>
+            </w:hyperlink>
+            <w:r>
+              <w:t xml:space="preserve">,</w:t>
+            </w:r>
+            <w:r>
+              <w:t xml:space="preserve"> </w:t>
+            </w:r>
+            <w:hyperlink r:id="rId30">
+              <w:r>
+                <w:rPr>
+                  <w:rStyle w:val="Hyperlink"/>
+                </w:rPr>
+                <w:t xml:space="preserve">9</w:t>
+              </w:r>
+            </w:hyperlink>
+            <w:r>
+              <w:t xml:space="preserve">,</w:t>
+            </w:r>
+            <w:r>
+              <w:t xml:space="preserve"> </w:t>
+            </w:r>
+            <w:hyperlink r:id="rId31">
+              <w:r>
+                <w:rPr>
+                  <w:rStyle w:val="Hyperlink"/>
+                </w:rPr>
+                <w:t xml:space="preserve">14</w:t>
+              </w:r>
+            </w:hyperlink>
           </w:p>
         </w:tc>
       </w:tr>
@@ -603,9 +735,28 @@
             <w:pPr>
               <w:pStyle w:val="Compact"/>
             </w:pPr>
-            <w:r>
-              <w:t xml:space="preserve">4, 12</w:t>
-            </w:r>
+            <w:hyperlink r:id="rId27">
+              <w:r>
+                <w:rPr>
+                  <w:rStyle w:val="Hyperlink"/>
+                </w:rPr>
+                <w:t xml:space="preserve">4</w:t>
+              </w:r>
+            </w:hyperlink>
+            <w:r>
+              <w:t xml:space="preserve">,</w:t>
+            </w:r>
+            <w:r>
+              <w:t xml:space="preserve"> </w:t>
+            </w:r>
+            <w:hyperlink r:id="rId32">
+              <w:r>
+                <w:rPr>
+                  <w:rStyle w:val="Hyperlink"/>
+                </w:rPr>
+                <w:t xml:space="preserve">12</w:t>
+              </w:r>
+            </w:hyperlink>
           </w:p>
         </w:tc>
       </w:tr>
@@ -653,9 +804,28 @@
             <w:pPr>
               <w:pStyle w:val="Compact"/>
             </w:pPr>
-            <w:r>
-              <w:t xml:space="preserve">12, 13</w:t>
-            </w:r>
+            <w:hyperlink r:id="rId32">
+              <w:r>
+                <w:rPr>
+                  <w:rStyle w:val="Hyperlink"/>
+                </w:rPr>
+                <w:t xml:space="preserve">12</w:t>
+              </w:r>
+            </w:hyperlink>
+            <w:r>
+              <w:t xml:space="preserve">,</w:t>
+            </w:r>
+            <w:r>
+              <w:t xml:space="preserve"> </w:t>
+            </w:r>
+            <w:hyperlink r:id="rId26">
+              <w:r>
+                <w:rPr>
+                  <w:rStyle w:val="Hyperlink"/>
+                </w:rPr>
+                <w:t xml:space="preserve">13</w:t>
+              </w:r>
+            </w:hyperlink>
           </w:p>
         </w:tc>
       </w:tr>
@@ -710,7 +880,7 @@
         </w:tc>
       </w:tr>
     </w:tbl>
-    <w:bookmarkStart w:id="23" w:name="X216758a0d6044b428750ba4d3543b650b83543d"/>
+    <w:bookmarkStart w:id="33" w:name="X216758a0d6044b428750ba4d3543b650b83543d"/>
     <w:p>
       <w:pPr>
         <w:pStyle w:val="Heading3"/>
@@ -1385,9 +1555,9 @@
         </w:pict>
       </w:r>
     </w:p>
-    <w:bookmarkEnd w:id="23"/>
-    <w:bookmarkEnd w:id="24"/>
-    <w:bookmarkStart w:id="28" w:name="preparation-checklist-weeks-914"/>
+    <w:bookmarkEnd w:id="33"/>
+    <w:bookmarkEnd w:id="34"/>
+    <w:bookmarkStart w:id="39" w:name="preparation-checklist-weeks-914"/>
     <w:p>
       <w:pPr>
         <w:pStyle w:val="Heading2"/>
@@ -1410,6 +1580,42 @@
     </w:p>
     <w:p>
       <w:pPr>
+        <w:pStyle w:val="BlockText"/>
+      </w:pPr>
+      <w:r>
+        <w:t xml:space="preserve">Source:</w:t>
+      </w:r>
+      <w:r>
+        <w:t xml:space="preserve"> </w:t>
+      </w:r>
+      <w:hyperlink r:id="rId30">
+        <w:r>
+          <w:rPr>
+            <w:rStyle w:val="Hyperlink"/>
+          </w:rPr>
+          <w:t xml:space="preserve">Week 9 · Term project</w:t>
+        </w:r>
+      </w:hyperlink>
+      <w:r>
+        <w:t xml:space="preserve"> </w:t>
+      </w:r>
+      <w:r>
+        <w:t xml:space="preserve">·</w:t>
+      </w:r>
+      <w:r>
+        <w:t xml:space="preserve"> </w:t>
+      </w:r>
+      <w:hyperlink r:id="rId31">
+        <w:r>
+          <w:rPr>
+            <w:rStyle w:val="Hyperlink"/>
+          </w:rPr>
+          <w:t xml:space="preserve">Week 14 · Term project</w:t>
+        </w:r>
+      </w:hyperlink>
+    </w:p>
+    <w:p>
+      <w:pPr>
         <w:pStyle w:val="Compact"/>
         <w:numPr>
           <w:ilvl w:val="0"/>
@@ -1451,20 +1657,20 @@
       <w:r>
         <w:drawing>
           <wp:inline>
-            <wp:extent cx="5759999" cy="3638557"/>
+            <wp:extent cx="5759999" cy="4308877"/>
             <wp:effectExtent b="0" l="0" r="0" t="0"/>
-            <wp:docPr descr="Security guide map" title="" id="26" name="Picture"/>
+            <wp:docPr descr="Security guide map" title="" id="36" name="Picture"/>
             <a:graphic>
               <a:graphicData uri="http://schemas.openxmlformats.org/drawingml/2006/picture">
                 <pic:pic>
                   <pic:nvPicPr>
-                    <pic:cNvPr descr="h15-02-kilavuz-haritasi.png" id="27" name="Picture"/>
+                    <pic:cNvPr descr="h15-02-kilavuz-haritasi.png" id="37" name="Picture"/>
                     <pic:cNvPicPr>
                       <a:picLocks noChangeArrowheads="1" noChangeAspect="1"/>
                     </pic:cNvPicPr>
                   </pic:nvPicPr>
                   <pic:blipFill>
-                    <a:blip r:embed="rId25"/>
+                    <a:blip r:embed="rId35"/>
                     <a:stretch>
                       <a:fillRect/>
                     </a:stretch>
@@ -1472,7 +1678,7 @@
                   <pic:spPr bwMode="auto">
                     <a:xfrm>
                       <a:off x="0" y="0"/>
-                      <a:ext cx="5759999" cy="3638557"/>
+                      <a:ext cx="5759999" cy="4308877"/>
                     </a:xfrm>
                     <a:prstGeom prst="rect">
                       <a:avLst/>
@@ -1505,6 +1711,25 @@
     </w:p>
     <w:p>
       <w:pPr>
+        <w:pStyle w:val="BlockText"/>
+      </w:pPr>
+      <w:r>
+        <w:t xml:space="preserve">Source:</w:t>
+      </w:r>
+      <w:r>
+        <w:t xml:space="preserve"> </w:t>
+      </w:r>
+      <w:hyperlink r:id="rId24">
+        <w:r>
+          <w:rPr>
+            <w:rStyle w:val="Hyperlink"/>
+          </w:rPr>
+          <w:t xml:space="preserve">Week 10 · Term project</w:t>
+        </w:r>
+      </w:hyperlink>
+    </w:p>
+    <w:p>
+      <w:pPr>
         <w:pStyle w:val="Compact"/>
         <w:numPr>
           <w:ilvl w:val="0"/>
@@ -1553,6 +1778,25 @@
     </w:p>
     <w:p>
       <w:pPr>
+        <w:pStyle w:val="BlockText"/>
+      </w:pPr>
+      <w:r>
+        <w:t xml:space="preserve">Source:</w:t>
+      </w:r>
+      <w:r>
+        <w:t xml:space="preserve"> </w:t>
+      </w:r>
+      <w:hyperlink r:id="rId38">
+        <w:r>
+          <w:rPr>
+            <w:rStyle w:val="Hyperlink"/>
+          </w:rPr>
+          <w:t xml:space="preserve">Week 11 · Term project</w:t>
+        </w:r>
+      </w:hyperlink>
+    </w:p>
+    <w:p>
+      <w:pPr>
         <w:pStyle w:val="Compact"/>
         <w:numPr>
           <w:ilvl w:val="0"/>
@@ -1583,6 +1827,25 @@
     </w:p>
     <w:p>
       <w:pPr>
+        <w:pStyle w:val="BlockText"/>
+      </w:pPr>
+      <w:r>
+        <w:t xml:space="preserve">Source:</w:t>
+      </w:r>
+      <w:r>
+        <w:t xml:space="preserve"> </w:t>
+      </w:r>
+      <w:hyperlink r:id="rId32">
+        <w:r>
+          <w:rPr>
+            <w:rStyle w:val="Hyperlink"/>
+          </w:rPr>
+          <w:t xml:space="preserve">Week 12 · Term project</w:t>
+        </w:r>
+      </w:hyperlink>
+    </w:p>
+    <w:p>
+      <w:pPr>
         <w:pStyle w:val="Compact"/>
         <w:numPr>
           <w:ilvl w:val="0"/>
@@ -1644,6 +1907,25 @@
     </w:p>
     <w:p>
       <w:pPr>
+        <w:pStyle w:val="BlockText"/>
+      </w:pPr>
+      <w:r>
+        <w:t xml:space="preserve">Source:</w:t>
+      </w:r>
+      <w:r>
+        <w:t xml:space="preserve"> </w:t>
+      </w:r>
+      <w:hyperlink r:id="rId26">
+        <w:r>
+          <w:rPr>
+            <w:rStyle w:val="Hyperlink"/>
+          </w:rPr>
+          <w:t xml:space="preserve">Week 13 · Term project</w:t>
+        </w:r>
+      </w:hyperlink>
+    </w:p>
+    <w:p>
+      <w:pPr>
         <w:pStyle w:val="Compact"/>
         <w:numPr>
           <w:ilvl w:val="0"/>
@@ -1673,8 +1955,8 @@
         </w:pict>
       </w:r>
     </w:p>
-    <w:bookmarkEnd w:id="28"/>
-    <w:bookmarkStart w:id="34" w:name="demonstration-suggested-flow"/>
+    <w:bookmarkEnd w:id="39"/>
+    <w:bookmarkStart w:id="45" w:name="demonstration-suggested-flow"/>
     <w:p>
       <w:pPr>
         <w:pStyle w:val="Heading2"/>
@@ -1834,20 +2116,20 @@
       <w:r>
         <w:drawing>
           <wp:inline>
-            <wp:extent cx="5759999" cy="2283460"/>
+            <wp:extent cx="5759999" cy="1439331"/>
             <wp:effectExtent b="0" l="0" r="0" t="0"/>
-            <wp:docPr descr="Final demonstration" title="" id="30" name="Picture"/>
+            <wp:docPr descr="Final demonstration" title="" id="41" name="Picture"/>
             <a:graphic>
               <a:graphicData uri="http://schemas.openxmlformats.org/drawingml/2006/picture">
                 <pic:pic>
                   <pic:nvPicPr>
-                    <pic:cNvPr descr="h15-03-gosterim.png" id="31" name="Picture"/>
+                    <pic:cNvPr descr="h15-03-gosterim.png" id="42" name="Picture"/>
                     <pic:cNvPicPr>
                       <a:picLocks noChangeArrowheads="1" noChangeAspect="1"/>
                     </pic:cNvPicPr>
                   </pic:nvPicPr>
                   <pic:blipFill>
-                    <a:blip r:embed="rId29"/>
+                    <a:blip r:embed="rId40"/>
                     <a:stretch>
                       <a:fillRect/>
                     </a:stretch>
@@ -1855,7 +2137,7 @@
                   <pic:spPr bwMode="auto">
                     <a:xfrm>
                       <a:off x="0" y="0"/>
-                      <a:ext cx="5759999" cy="2283460"/>
+                      <a:ext cx="5759999" cy="1439331"/>
                     </a:xfrm>
                     <a:prstGeom prst="rect">
                       <a:avLst/>
@@ -1874,7 +2156,7 @@
         </w:drawing>
       </w:r>
     </w:p>
-    <w:bookmarkStart w:id="32" w:name="X46943baf8a3f49bee48595db689bf5d7997106b"/>
+    <w:bookmarkStart w:id="43" w:name="X46943baf8a3f49bee48595db689bf5d7997106b"/>
     <w:p>
       <w:pPr>
         <w:pStyle w:val="Heading3"/>
@@ -1964,8 +2246,8 @@
         <w:t xml:space="preserve">Which requirement did you defer, and how will the other party meet it?</w:t>
       </w:r>
     </w:p>
-    <w:bookmarkEnd w:id="32"/>
-    <w:bookmarkStart w:id="33" w:name="common-mistakes"/>
+    <w:bookmarkEnd w:id="43"/>
+    <w:bookmarkStart w:id="44" w:name="common-mistakes"/>
     <w:p>
       <w:pPr>
         <w:pStyle w:val="Heading3"/>
@@ -2186,9 +2468,9 @@
         </w:pict>
       </w:r>
     </w:p>
-    <w:bookmarkEnd w:id="33"/>
-    <w:bookmarkEnd w:id="34"/>
-    <w:bookmarkStart w:id="38" w:name="academic-integrity"/>
+    <w:bookmarkEnd w:id="44"/>
+    <w:bookmarkEnd w:id="45"/>
+    <w:bookmarkStart w:id="49" w:name="academic-integrity"/>
     <w:p>
       <w:pPr>
         <w:pStyle w:val="Heading2"/>
@@ -2236,20 +2518,20 @@
       <w:r>
         <w:drawing>
           <wp:inline>
-            <wp:extent cx="5759999" cy="2470728"/>
+            <wp:extent cx="5759999" cy="2255927"/>
             <wp:effectExtent b="0" l="0" r="0" t="0"/>
-            <wp:docPr descr="S16: results, not a plan" title="" id="36" name="Picture"/>
+            <wp:docPr descr="S16: results, not a plan" title="" id="47" name="Picture"/>
             <a:graphic>
               <a:graphicData uri="http://schemas.openxmlformats.org/drawingml/2006/picture">
                 <pic:pic>
                   <pic:nvPicPr>
-                    <pic:cNvPr descr="h15-04-s16.png" id="37" name="Picture"/>
+                    <pic:cNvPr descr="h15-04-s16.png" id="48" name="Picture"/>
                     <pic:cNvPicPr>
                       <a:picLocks noChangeArrowheads="1" noChangeAspect="1"/>
                     </pic:cNvPicPr>
                   </pic:nvPicPr>
                   <pic:blipFill>
-                    <a:blip r:embed="rId35"/>
+                    <a:blip r:embed="rId46"/>
                     <a:stretch>
                       <a:fillRect/>
                     </a:stretch>
@@ -2257,7 +2539,7 @@
                   <pic:spPr bwMode="auto">
                     <a:xfrm>
                       <a:off x="0" y="0"/>
-                      <a:ext cx="5759999" cy="2470728"/>
+                      <a:ext cx="5759999" cy="2255927"/>
                     </a:xfrm>
                     <a:prstGeom prst="rect">
                       <a:avLst/>
@@ -2283,8 +2565,8 @@
         </w:pict>
       </w:r>
     </w:p>
-    <w:bookmarkEnd w:id="38"/>
-    <w:bookmarkStart w:id="39" w:name="at-the-end-of-the-term"/>
+    <w:bookmarkEnd w:id="49"/>
+    <w:bookmarkStart w:id="51" w:name="at-the-end-of-the-term"/>
     <w:p>
       <w:pPr>
         <w:pStyle w:val="Heading2"/>
@@ -2336,11 +2618,25 @@
         </w:numPr>
       </w:pPr>
       <w:r>
-        <w:t xml:space="preserve">Quiz-2 is held in the final exam period; its scope is weeks 9–14 (see the Week 16 page).</w:t>
-      </w:r>
-    </w:p>
-    <w:bookmarkEnd w:id="39"/>
-    <w:bookmarkEnd w:id="40"/>
+        <w:t xml:space="preserve">Quiz-2 is held in the final exam period; its scope is weeks 9–14 (see the</w:t>
+      </w:r>
+      <w:r>
+        <w:t xml:space="preserve"> </w:t>
+      </w:r>
+      <w:hyperlink r:id="rId50">
+        <w:r>
+          <w:rPr>
+            <w:rStyle w:val="Hyperlink"/>
+          </w:rPr>
+          <w:t xml:space="preserve">Week 16 page</w:t>
+        </w:r>
+      </w:hyperlink>
+      <w:r>
+        <w:t xml:space="preserve">).</w:t>
+      </w:r>
+    </w:p>
+    <w:bookmarkEnd w:id="51"/>
+    <w:bookmarkEnd w:id="52"/>
     <w:sectPr>
       <w:headerReference r:id="rId9" w:type="default"/>
       <w:footerReference r:id="rId10" w:type="default"/>

--- a/docs/week-15/cen429-week-15-ders-notu.en.docx
+++ b/docs/week-15/cen429-week-15-ders-notu.en.docx
@@ -2,7 +2,7 @@
 <file path=word/document.xml><?xml version="1.0" encoding="utf-8"?>
 <w:document xmlns:w="http://schemas.openxmlformats.org/wordprocessingml/2006/main" xmlns:m="http://schemas.openxmlformats.org/officeDocument/2006/math" xmlns:r="http://schemas.openxmlformats.org/officeDocument/2006/relationships" xmlns:o="urn:schemas-microsoft-com:office:office" xmlns:v="urn:schemas-microsoft-com:vml" xmlns:w10="urn:schemas-microsoft-com:office:word" xmlns:a="http://schemas.openxmlformats.org/drawingml/2006/main" xmlns:pic="http://schemas.openxmlformats.org/drawingml/2006/picture" xmlns:wp="http://schemas.openxmlformats.org/drawingml/2006/wordprocessingDrawing">
   <w:body>
-    <w:bookmarkStart w:id="52" w:name="week-15-final-project-demonstrations"/>
+    <w:bookmarkStart w:id="54" w:name="week-15-final-project-demonstrations"/>
     <w:p>
       <w:pPr>
         <w:pStyle w:val="Heading1"/>
@@ -1956,7 +1956,7 @@
       </w:r>
     </w:p>
     <w:bookmarkEnd w:id="39"/>
-    <w:bookmarkStart w:id="45" w:name="demonstration-suggested-flow"/>
+    <w:bookmarkStart w:id="47" w:name="demonstration-suggested-flow"/>
     <w:p>
       <w:pPr>
         <w:pStyle w:val="Heading2"/>
@@ -2156,13 +2156,35 @@
         </w:drawing>
       </w:r>
     </w:p>
-    <w:bookmarkStart w:id="43" w:name="X46943baf8a3f49bee48595db689bf5d7997106b"/>
+    <w:bookmarkStart w:id="44" w:name="demo-checklist-local"/>
     <w:p>
       <w:pPr>
         <w:pStyle w:val="Heading3"/>
       </w:pPr>
       <w:r>
-        <w:t xml:space="preserve">Sample questions you may be asked during the demonstration</w:t>
+        <w:t xml:space="preserve">Demo checklist (local)</w:t>
+      </w:r>
+    </w:p>
+    <w:p>
+      <w:pPr>
+        <w:pStyle w:val="FirstParagraph"/>
+      </w:pPr>
+      <w:r>
+        <w:t xml:space="preserve">A private repository has no GitHub Pages site, so you show the project locally (details:</w:t>
+      </w:r>
+      <w:r>
+        <w:t xml:space="preserve"> </w:t>
+      </w:r>
+      <w:hyperlink r:id="rId43">
+        <w:r>
+          <w:rPr>
+            <w:rStyle w:val="Hyperlink"/>
+          </w:rPr>
+          <w:t xml:space="preserve">Project Guide</w:t>
+        </w:r>
+      </w:hyperlink>
+      <w:r>
+        <w:t xml:space="preserve">). What you open and show, in this order:</w:t>
       </w:r>
     </w:p>
     <w:p>
@@ -2174,7 +2196,44 @@
         </w:numPr>
       </w:pPr>
       <w:r>
-        <w:t xml:space="preserve">Which key is this key derived from, where does it live, when is it deleted?</w:t>
+        <w:t xml:space="preserve">The</w:t>
+      </w:r>
+      <w:r>
+        <w:t xml:space="preserve"> </w:t>
+      </w:r>
+      <w:r>
+        <w:rPr>
+          <w:b/>
+          <w:bCs/>
+        </w:rPr>
+        <w:t xml:space="preserve">home page</w:t>
+      </w:r>
+      <w:r>
+        <w:t xml:space="preserve"> </w:t>
+      </w:r>
+      <w:r>
+        <w:t xml:space="preserve">of the local site (</w:t>
+      </w:r>
+      <w:r>
+        <w:rPr>
+          <w:rStyle w:val="VerbatimChar"/>
+        </w:rPr>
+        <w:t xml:space="preserve">9-open-site-...</w:t>
+      </w:r>
+      <w:r>
+        <w:t xml:space="preserve">, on</w:t>
+      </w:r>
+      <w:r>
+        <w:t xml:space="preserve"> </w:t>
+      </w:r>
+      <w:r>
+        <w:rPr>
+          <w:rStyle w:val="VerbatimChar"/>
+        </w:rPr>
+        <w:t xml:space="preserve">http://localhost</w:t>
+      </w:r>
+      <w:r>
+        <w:t xml:space="preserve">).</w:t>
       </w:r>
     </w:p>
     <w:p>
@@ -2186,7 +2245,17 @@
         </w:numPr>
       </w:pPr>
       <w:r>
-        <w:t xml:space="preserve">How do you validate your certificate chain? Where is hostname verification performed?</w:t>
+        <w:rPr>
+          <w:b/>
+          <w:bCs/>
+        </w:rPr>
+        <w:t xml:space="preserve">Each report page:</w:t>
+      </w:r>
+      <w:r>
+        <w:t xml:space="preserve"> </w:t>
+      </w:r>
+      <w:r>
+        <w:t xml:space="preserve">tests, code coverage, documentation coverage (Windows and Linux).</w:t>
       </w:r>
     </w:p>
     <w:p>
@@ -2198,7 +2267,20 @@
         </w:numPr>
       </w:pPr>
       <w:r>
-        <w:t xml:space="preserve">What happens if your signature verification fails? Can an old but validly signed version still be installed?</w:t>
+        <w:t xml:space="preserve">The</w:t>
+      </w:r>
+      <w:r>
+        <w:t xml:space="preserve"> </w:t>
+      </w:r>
+      <w:r>
+        <w:rPr>
+          <w:b/>
+          <w:bCs/>
+        </w:rPr>
+        <w:t xml:space="preserve">API docs</w:t>
+      </w:r>
+      <w:r>
+        <w:t xml:space="preserve">.</w:t>
       </w:r>
     </w:p>
     <w:p>
@@ -2210,7 +2292,38 @@
         </w:numPr>
       </w:pPr>
       <w:r>
-        <w:t xml:space="preserve">Did you measure the cost of obfuscation? Which functions did you obfuscate, and why?</w:t>
+        <w:t xml:space="preserve">The</w:t>
+      </w:r>
+      <w:r>
+        <w:t xml:space="preserve"> </w:t>
+      </w:r>
+      <w:r>
+        <w:rPr>
+          <w:rStyle w:val="VerbatimChar"/>
+          <w:b/>
+          <w:bCs/>
+        </w:rPr>
+        <w:t xml:space="preserve">release/</w:t>
+      </w:r>
+      <w:r>
+        <w:rPr>
+          <w:b/>
+          <w:bCs/>
+        </w:rPr>
+        <w:t xml:space="preserve"> </w:t>
+      </w:r>
+      <w:r>
+        <w:rPr>
+          <w:b/>
+          <w:bCs/>
+        </w:rPr>
+        <w:t xml:space="preserve">folder</w:t>
+      </w:r>
+      <w:r>
+        <w:t xml:space="preserve"> </w:t>
+      </w:r>
+      <w:r>
+        <w:t xml:space="preserve">listing.</w:t>
       </w:r>
     </w:p>
     <w:p>
@@ -2222,16 +2335,17 @@
         </w:numPr>
       </w:pPr>
       <w:r>
-        <w:t xml:space="preserve">Where is the evidence for this row in your compliance matrix that you marked</w:t>
-      </w:r>
-      <w:r>
-        <w:t xml:space="preserve"> </w:t>
-      </w:r>
-      <w:r>
-        <w:t xml:space="preserve">“met”</w:t>
-      </w:r>
-      <w:r>
-        <w:t xml:space="preserve">?</w:t>
+        <w:rPr>
+          <w:b/>
+          <w:bCs/>
+        </w:rPr>
+        <w:t xml:space="preserve">Run the app</w:t>
+      </w:r>
+      <w:r>
+        <w:t xml:space="preserve"> </w:t>
+      </w:r>
+      <w:r>
+        <w:t xml:space="preserve">from the release archive.</w:t>
       </w:r>
     </w:p>
     <w:p>
@@ -2243,11 +2357,118 @@
         </w:numPr>
       </w:pPr>
       <w:r>
+        <w:t xml:space="preserve">The</w:t>
+      </w:r>
+      <w:r>
+        <w:t xml:space="preserve"> </w:t>
+      </w:r>
+      <w:r>
+        <w:rPr>
+          <w:b/>
+          <w:bCs/>
+        </w:rPr>
+        <w:t xml:space="preserve">GitHub Release page</w:t>
+      </w:r>
+      <w:r>
+        <w:t xml:space="preserve"> </w:t>
+      </w:r>
+      <w:r>
+        <w:t xml:space="preserve">of your private repository (the instructor is a collaborator).</w:t>
+      </w:r>
+    </w:p>
+    <w:bookmarkEnd w:id="44"/>
+    <w:bookmarkStart w:id="45" w:name="X46943baf8a3f49bee48595db689bf5d7997106b"/>
+    <w:p>
+      <w:pPr>
+        <w:pStyle w:val="Heading3"/>
+      </w:pPr>
+      <w:r>
+        <w:t xml:space="preserve">Sample questions you may be asked during the demonstration</w:t>
+      </w:r>
+    </w:p>
+    <w:p>
+      <w:pPr>
+        <w:pStyle w:val="Compact"/>
+        <w:numPr>
+          <w:ilvl w:val="0"/>
+          <w:numId w:val="1015"/>
+        </w:numPr>
+      </w:pPr>
+      <w:r>
+        <w:t xml:space="preserve">Which key is this key derived from, where does it live, when is it deleted?</w:t>
+      </w:r>
+    </w:p>
+    <w:p>
+      <w:pPr>
+        <w:pStyle w:val="Compact"/>
+        <w:numPr>
+          <w:ilvl w:val="0"/>
+          <w:numId w:val="1015"/>
+        </w:numPr>
+      </w:pPr>
+      <w:r>
+        <w:t xml:space="preserve">How do you validate your certificate chain? Where is hostname verification performed?</w:t>
+      </w:r>
+    </w:p>
+    <w:p>
+      <w:pPr>
+        <w:pStyle w:val="Compact"/>
+        <w:numPr>
+          <w:ilvl w:val="0"/>
+          <w:numId w:val="1015"/>
+        </w:numPr>
+      </w:pPr>
+      <w:r>
+        <w:t xml:space="preserve">What happens if your signature verification fails? Can an old but validly signed version still be installed?</w:t>
+      </w:r>
+    </w:p>
+    <w:p>
+      <w:pPr>
+        <w:pStyle w:val="Compact"/>
+        <w:numPr>
+          <w:ilvl w:val="0"/>
+          <w:numId w:val="1015"/>
+        </w:numPr>
+      </w:pPr>
+      <w:r>
+        <w:t xml:space="preserve">Did you measure the cost of obfuscation? Which functions did you obfuscate, and why?</w:t>
+      </w:r>
+    </w:p>
+    <w:p>
+      <w:pPr>
+        <w:pStyle w:val="Compact"/>
+        <w:numPr>
+          <w:ilvl w:val="0"/>
+          <w:numId w:val="1015"/>
+        </w:numPr>
+      </w:pPr>
+      <w:r>
+        <w:t xml:space="preserve">Where is the evidence for this row in your compliance matrix that you marked</w:t>
+      </w:r>
+      <w:r>
+        <w:t xml:space="preserve"> </w:t>
+      </w:r>
+      <w:r>
+        <w:t xml:space="preserve">“met”</w:t>
+      </w:r>
+      <w:r>
+        <w:t xml:space="preserve">?</w:t>
+      </w:r>
+    </w:p>
+    <w:p>
+      <w:pPr>
+        <w:pStyle w:val="Compact"/>
+        <w:numPr>
+          <w:ilvl w:val="0"/>
+          <w:numId w:val="1015"/>
+        </w:numPr>
+      </w:pPr>
+      <w:r>
         <w:t xml:space="preserve">Which requirement did you defer, and how will the other party meet it?</w:t>
       </w:r>
     </w:p>
-    <w:bookmarkEnd w:id="43"/>
-    <w:bookmarkStart w:id="44" w:name="common-mistakes"/>
+    <w:bookmarkEnd w:id="45"/>
+    <w:bookmarkStart w:id="46" w:name="common-mistakes"/>
     <w:p>
       <w:pPr>
         <w:pStyle w:val="Heading3"/>
@@ -2468,9 +2689,9 @@
         </w:pict>
       </w:r>
     </w:p>
-    <w:bookmarkEnd w:id="44"/>
-    <w:bookmarkEnd w:id="45"/>
-    <w:bookmarkStart w:id="49" w:name="academic-integrity"/>
+    <w:bookmarkEnd w:id="46"/>
+    <w:bookmarkEnd w:id="47"/>
+    <w:bookmarkStart w:id="51" w:name="academic-integrity"/>
     <w:p>
       <w:pPr>
         <w:pStyle w:val="Heading2"/>
@@ -2520,18 +2741,18 @@
           <wp:inline>
             <wp:extent cx="5759999" cy="2255927"/>
             <wp:effectExtent b="0" l="0" r="0" t="0"/>
-            <wp:docPr descr="S16: results, not a plan" title="" id="47" name="Picture"/>
+            <wp:docPr descr="S16: results, not a plan" title="" id="49" name="Picture"/>
             <a:graphic>
               <a:graphicData uri="http://schemas.openxmlformats.org/drawingml/2006/picture">
                 <pic:pic>
                   <pic:nvPicPr>
-                    <pic:cNvPr descr="h15-04-s16.png" id="48" name="Picture"/>
+                    <pic:cNvPr descr="h15-04-s16.png" id="50" name="Picture"/>
                     <pic:cNvPicPr>
                       <a:picLocks noChangeArrowheads="1" noChangeAspect="1"/>
                     </pic:cNvPicPr>
                   </pic:nvPicPr>
                   <pic:blipFill>
-                    <a:blip r:embed="rId46"/>
+                    <a:blip r:embed="rId48"/>
                     <a:stretch>
                       <a:fillRect/>
                     </a:stretch>
@@ -2565,8 +2786,8 @@
         </w:pict>
       </w:r>
     </w:p>
-    <w:bookmarkEnd w:id="49"/>
-    <w:bookmarkStart w:id="51" w:name="at-the-end-of-the-term"/>
+    <w:bookmarkEnd w:id="51"/>
+    <w:bookmarkStart w:id="53" w:name="at-the-end-of-the-term"/>
     <w:p>
       <w:pPr>
         <w:pStyle w:val="Heading2"/>
@@ -2580,7 +2801,7 @@
         <w:pStyle w:val="Compact"/>
         <w:numPr>
           <w:ilvl w:val="0"/>
-          <w:numId w:val="1015"/>
+          <w:numId w:val="1016"/>
         </w:numPr>
       </w:pPr>
       <w:r>
@@ -2614,7 +2835,7 @@
         <w:pStyle w:val="Compact"/>
         <w:numPr>
           <w:ilvl w:val="0"/>
-          <w:numId w:val="1015"/>
+          <w:numId w:val="1016"/>
         </w:numPr>
       </w:pPr>
       <w:r>
@@ -2623,7 +2844,7 @@
       <w:r>
         <w:t xml:space="preserve"> </w:t>
       </w:r>
-      <w:hyperlink r:id="rId50">
+      <w:hyperlink r:id="rId52">
         <w:r>
           <w:rPr>
             <w:rStyle w:val="Hyperlink"/>
@@ -2635,8 +2856,8 @@
         <w:t xml:space="preserve">).</w:t>
       </w:r>
     </w:p>
-    <w:bookmarkEnd w:id="51"/>
-    <w:bookmarkEnd w:id="52"/>
+    <w:bookmarkEnd w:id="53"/>
+    <w:bookmarkEnd w:id="54"/>
     <w:sectPr>
       <w:headerReference r:id="rId9" w:type="default"/>
       <w:footerReference r:id="rId10" w:type="default"/>
@@ -3188,9 +3409,39 @@
     </w:lvlOverride>
   </w:num>
   <w:num w:numId="1014">
+    <w:abstractNumId w:val="99411"/>
+    <w:lvlOverride w:ilvl="0">
+      <w:startOverride w:val="1"/>
+    </w:lvlOverride>
+    <w:lvlOverride w:ilvl="1">
+      <w:startOverride w:val="1"/>
+    </w:lvlOverride>
+    <w:lvlOverride w:ilvl="2">
+      <w:startOverride w:val="1"/>
+    </w:lvlOverride>
+    <w:lvlOverride w:ilvl="3">
+      <w:startOverride w:val="1"/>
+    </w:lvlOverride>
+    <w:lvlOverride w:ilvl="4">
+      <w:startOverride w:val="1"/>
+    </w:lvlOverride>
+    <w:lvlOverride w:ilvl="5">
+      <w:startOverride w:val="1"/>
+    </w:lvlOverride>
+    <w:lvlOverride w:ilvl="6">
+      <w:startOverride w:val="1"/>
+    </w:lvlOverride>
+    <w:lvlOverride w:ilvl="7">
+      <w:startOverride w:val="1"/>
+    </w:lvlOverride>
+    <w:lvlOverride w:ilvl="8">
+      <w:startOverride w:val="1"/>
+    </w:lvlOverride>
+  </w:num>
+  <w:num w:numId="1015">
     <w:abstractNumId w:val="991"/>
   </w:num>
-  <w:num w:numId="1015">
+  <w:num w:numId="1016">
     <w:abstractNumId w:val="991"/>
   </w:num>
 </w:numbering>
